--- a/Assets/Learn/Excel配置表工具使用说明.docx
+++ b/Assets/Learn/Excel配置表工具使用说明.docx
@@ -645,7 +645,7 @@
           <w:color w:val="24292E"/>
           <w:sz w:val="18"/>
         </w:rPr>
-        <w:t xml:space="preserve">          →  Assets/Scripts/Runtime/Config/ClassConfig/TestTableConfig.cs</w:t>
+        <w:t xml:space="preserve">          →  Assets/Scripts/Runtime/MVP/Model/ConfigData/TestTableConfig.cs</w:t>
       </w:r>
     </w:p>
     <w:p>
@@ -675,7 +675,7 @@
           <w:color w:val="24292E"/>
           <w:sz w:val="18"/>
         </w:rPr>
-        <w:t xml:space="preserve">          →  Assets/Scripts/Runtime/MVP/Model/Data/TestTableData.cs</w:t>
+        <w:t xml:space="preserve">          →  Assets/Scripts/Runtime/MVP/Model/ModelData/TestTableData.cs</w:t>
       </w:r>
     </w:p>
     <w:p>
@@ -3443,7 +3443,7 @@
                 <w:rFonts w:ascii="微软雅黑" w:hAnsi="微软雅黑" w:eastAsia="微软雅黑"/>
                 <w:sz w:val="20"/>
               </w:rPr>
-              <w:t>Scripts/Runtime/Config/ClassConfig/{表名}Config.cs</w:t>
+              <w:t>Scripts/Runtime/MVP/Model/ConfigData/{表名}Config.cs</w:t>
             </w:r>
           </w:p>
         </w:tc>
@@ -3461,7 +3461,7 @@
                 <w:rFonts w:ascii="微软雅黑" w:hAnsi="微软雅黑" w:eastAsia="微软雅黑"/>
                 <w:sz w:val="20"/>
               </w:rPr>
-              <w:t>Scripts/Runtime/MVP/Model/Data/{表名}Data.cs</w:t>
+              <w:t>Scripts/Runtime/MVP/Model/ModelData/{表名}Data.cs</w:t>
             </w:r>
           </w:p>
         </w:tc>
@@ -4993,7 +4993,7 @@
                 <w:rFonts w:ascii="Consolas" w:hAnsi="Consolas" w:eastAsia="微软雅黑"/>
                 <w:sz w:val="19"/>
               </w:rPr>
-              <w:t>data_ClassPath</w:t>
+              <w:t>data_ExcelClassPath</w:t>
             </w:r>
           </w:p>
         </w:tc>
@@ -5011,7 +5011,7 @@
                 <w:rFonts w:ascii="Consolas" w:hAnsi="Consolas" w:eastAsia="微软雅黑"/>
                 <w:sz w:val="19"/>
               </w:rPr>
-              <w:t>Scripts/Runtime/Config/ClassConfig/</w:t>
+              <w:t>Scripts/Runtime/MVP/Model/ConfigData/</w:t>
             </w:r>
           </w:p>
         </w:tc>
@@ -5029,7 +5029,7 @@
                 <w:rFonts w:ascii="微软雅黑" w:hAnsi="微软雅黑" w:eastAsia="微软雅黑"/>
                 <w:sz w:val="20"/>
               </w:rPr>
-              <w:t>Config 模式 C# 类输出目录</w:t>
+              <w:t>Config 模式 C# 类的目录（游戏常量配置，只读）</w:t>
             </w:r>
           </w:p>
         </w:tc>
@@ -5161,7 +5161,7 @@
                 <w:rFonts w:ascii="Consolas" w:hAnsi="Consolas" w:eastAsia="微软雅黑"/>
                 <w:sz w:val="19"/>
               </w:rPr>
-              <w:t>data_ModelClassPath</w:t>
+              <w:t>data_ExcelModelPath（原 data_ModelClassPath）</w:t>
             </w:r>
           </w:p>
         </w:tc>
@@ -5179,7 +5179,7 @@
                 <w:rFonts w:ascii="Consolas" w:hAnsi="Consolas" w:eastAsia="微软雅黑"/>
                 <w:sz w:val="19"/>
               </w:rPr>
-              <w:t>Scripts/Runtime/MVP/Model/Data/</w:t>
+              <w:t>Scripts/Runtime/MVP/Model/ModelData/</w:t>
             </w:r>
           </w:p>
         </w:tc>
@@ -5197,7 +5197,7 @@
                 <w:rFonts w:ascii="微软雅黑" w:hAnsi="微软雅黑" w:eastAsia="微软雅黑"/>
                 <w:sz w:val="20"/>
               </w:rPr>
-              <w:t>Data 模式 C# 类输出目录</w:t>
+              <w:t>Data 模式 C# 类的目录（游戏动态数据，可读可写，用于存档）</w:t>
             </w:r>
           </w:p>
         </w:tc>
@@ -5217,7 +5217,7 @@
                 <w:rFonts w:ascii="Consolas" w:hAnsi="Consolas" w:eastAsia="微软雅黑"/>
                 <w:sz w:val="19"/>
               </w:rPr>
-              <w:t>data_ExcelModelPath</w:t>
+              <w:t>data_ModelClassPath</w:t>
             </w:r>
           </w:p>
         </w:tc>
@@ -5235,7 +5235,7 @@
                 <w:rFonts w:ascii="Consolas" w:hAnsi="Consolas" w:eastAsia="微软雅黑"/>
                 <w:sz w:val="19"/>
               </w:rPr>
-              <w:t>Data/Model/</w:t>
+              <w:t>（已注释，不再使用）</w:t>
             </w:r>
           </w:p>
         </w:tc>
@@ -5253,7 +5253,7 @@
                 <w:rFonts w:ascii="微软雅黑" w:hAnsi="微软雅黑" w:eastAsia="微软雅黑"/>
                 <w:sz w:val="20"/>
               </w:rPr>
-              <w:t>预留常量，当前导出流程未使用</w:t>
+              <w:t>旧名，已由 data_ExcelModelPath 取代；旧目录 MVP/Model/Data/ 已删除</w:t>
             </w:r>
           </w:p>
         </w:tc>
@@ -6561,6 +6561,3679 @@
         </w:rPr>
       </w:r>
     </w:p>
+    <w:p/>
+    <w:p>
+      <w:pPr>
+        <w:pStyle w:val="Heading1"/>
+      </w:pPr>
+      <w:r>
+        <w:t>12. Model 层：ConfigData / ModelData 与 IModel 的取舍</w:t>
+      </w:r>
+    </w:p>
+    <w:p>
+      <w:pPr>
+        <w:pStyle w:val="Heading2"/>
+      </w:pPr>
+      <w:r>
+        <w:t>12.1 两个目录的分工</w:t>
+      </w:r>
+    </w:p>
+    <w:p>
+      <w:r>
+        <w:rPr>
+          <w:rFonts w:ascii="微软雅黑" w:hAnsi="微软雅黑" w:eastAsia="微软雅黑" w:cs="微软雅黑"/>
+          <w:sz w:val="21"/>
+        </w:rPr>
+        <w:t>工程把 Model 层的数据分成两处存放，</w:t>
+      </w:r>
+      <w:r>
+        <w:rPr>
+          <w:rFonts w:ascii="Consolas" w:hAnsi="Consolas" w:eastAsia="Consolas" w:cs="Consolas"/>
+          <w:sz w:val="19"/>
+        </w:rPr>
+        <w:t>GlobalPath</w:t>
+      </w:r>
+      <w:r>
+        <w:rPr>
+          <w:rFonts w:ascii="微软雅黑" w:hAnsi="微软雅黑" w:eastAsia="微软雅黑" w:cs="微软雅黑"/>
+          <w:sz w:val="21"/>
+        </w:rPr>
+        <w:t xml:space="preserve"> 已同步：</w:t>
+      </w:r>
+    </w:p>
+    <w:p/>
+    <w:tbl>
+      <w:tblPr>
+        <w:tblStyle w:val="TableGrid"/>
+        <w:tblW w:type="auto" w:w="0"/>
+        <w:jc w:val="center"/>
+        <w:tblLook w:firstColumn="1" w:firstRow="1" w:lastColumn="0" w:lastRow="0" w:noHBand="0" w:noVBand="1" w:val="04A0"/>
+      </w:tblPr>
+      <w:tblGrid>
+        <w:gridCol w:w="1814"/>
+        <w:gridCol w:w="2332"/>
+        <w:gridCol w:w="2073"/>
+        <w:gridCol w:w="1468"/>
+        <w:gridCol w:w="953"/>
+      </w:tblGrid>
+      <w:tr>
+        <w:tc>
+          <w:tcPr>
+            <w:tcW w:type="dxa" w:w="1814"/>
+          </w:tcPr>
+          <w:p>
+            <w:r>
+              <w:rPr>
+                <w:b/>
+              </w:rPr>
+            </w:r>
+            <w:r>
+              <w:rPr>
+                <w:rFonts w:ascii="微软雅黑" w:hAnsi="微软雅黑" w:eastAsia="微软雅黑" w:cs="微软雅黑"/>
+                <w:b/>
+                <w:sz w:val="20"/>
+              </w:rPr>
+              <w:t>目录</w:t>
+            </w:r>
+          </w:p>
+        </w:tc>
+        <w:tc>
+          <w:tcPr>
+            <w:tcW w:type="dxa" w:w="2332"/>
+          </w:tcPr>
+          <w:p>
+            <w:r>
+              <w:rPr>
+                <w:b/>
+              </w:rPr>
+            </w:r>
+            <w:r>
+              <w:rPr>
+                <w:rFonts w:ascii="微软雅黑" w:hAnsi="微软雅黑" w:eastAsia="微软雅黑" w:cs="微软雅黑"/>
+                <w:b/>
+                <w:sz w:val="20"/>
+              </w:rPr>
+              <w:t>装什么</w:t>
+            </w:r>
+          </w:p>
+        </w:tc>
+        <w:tc>
+          <w:tcPr>
+            <w:tcW w:type="dxa" w:w="2073"/>
+          </w:tcPr>
+          <w:p>
+            <w:r>
+              <w:rPr>
+                <w:b/>
+              </w:rPr>
+            </w:r>
+            <w:r>
+              <w:rPr>
+                <w:rFonts w:ascii="微软雅黑" w:hAnsi="微软雅黑" w:eastAsia="微软雅黑" w:cs="微软雅黑"/>
+                <w:b/>
+                <w:sz w:val="20"/>
+              </w:rPr>
+              <w:t>数据特征</w:t>
+            </w:r>
+          </w:p>
+        </w:tc>
+        <w:tc>
+          <w:tcPr>
+            <w:tcW w:type="dxa" w:w="1468"/>
+          </w:tcPr>
+          <w:p>
+            <w:r>
+              <w:rPr>
+                <w:b/>
+              </w:rPr>
+            </w:r>
+            <w:r>
+              <w:rPr>
+                <w:rFonts w:ascii="微软雅黑" w:hAnsi="微软雅黑" w:eastAsia="微软雅黑" w:cs="微软雅黑"/>
+                <w:b/>
+                <w:sz w:val="20"/>
+              </w:rPr>
+              <w:t>谁生成</w:t>
+            </w:r>
+          </w:p>
+        </w:tc>
+        <w:tc>
+          <w:tcPr>
+            <w:tcW w:type="dxa" w:w="953"/>
+          </w:tcPr>
+          <w:p>
+            <w:r>
+              <w:rPr>
+                <w:b/>
+              </w:rPr>
+            </w:r>
+            <w:r>
+              <w:rPr>
+                <w:rFonts w:ascii="微软雅黑" w:hAnsi="微软雅黑" w:eastAsia="微软雅黑" w:cs="微软雅黑"/>
+                <w:b/>
+                <w:sz w:val="20"/>
+              </w:rPr>
+              <w:t>能否手改</w:t>
+            </w:r>
+          </w:p>
+        </w:tc>
+      </w:tr>
+      <w:tr>
+        <w:tc>
+          <w:tcPr>
+            <w:tcW w:type="dxa" w:w="1814"/>
+          </w:tcPr>
+          <w:p>
+            <w:r/>
+            <w:r>
+              <w:rPr>
+                <w:rFonts w:ascii="微软雅黑" w:hAnsi="微软雅黑" w:eastAsia="微软雅黑" w:cs="微软雅黑"/>
+                <w:sz w:val="20"/>
+              </w:rPr>
+              <w:t>MVP/Model/ConfigData/</w:t>
+            </w:r>
+          </w:p>
+        </w:tc>
+        <w:tc>
+          <w:tcPr>
+            <w:tcW w:type="dxa" w:w="2332"/>
+          </w:tcPr>
+          <w:p>
+            <w:r/>
+            <w:r>
+              <w:rPr>
+                <w:rFonts w:ascii="微软雅黑" w:hAnsi="微软雅黑" w:eastAsia="微软雅黑" w:cs="微软雅黑"/>
+                <w:sz w:val="20"/>
+              </w:rPr>
+              <w:t>游戏常量配置（</w:t>
+            </w:r>
+            <w:r>
+              <w:rPr>
+                <w:rFonts w:ascii="Consolas" w:hAnsi="Consolas" w:eastAsia="Consolas" w:cs="Consolas"/>
+                <w:sz w:val="19"/>
+              </w:rPr>
+              <w:t>XxxConfig</w:t>
+            </w:r>
+            <w:r>
+              <w:rPr>
+                <w:rFonts w:ascii="微软雅黑" w:hAnsi="微软雅黑" w:eastAsia="微软雅黑" w:cs="微软雅黑"/>
+                <w:sz w:val="20"/>
+              </w:rPr>
+              <w:t>）</w:t>
+            </w:r>
+          </w:p>
+        </w:tc>
+        <w:tc>
+          <w:tcPr>
+            <w:tcW w:type="dxa" w:w="2073"/>
+          </w:tcPr>
+          <w:p>
+            <w:r/>
+            <w:r>
+              <w:rPr>
+                <w:rFonts w:ascii="微软雅黑" w:hAnsi="微软雅黑" w:eastAsia="微软雅黑" w:cs="微软雅黑"/>
+                <w:sz w:val="20"/>
+              </w:rPr>
+              <w:t>只读；随包发布；策划改表后重新导出</w:t>
+            </w:r>
+          </w:p>
+        </w:tc>
+        <w:tc>
+          <w:tcPr>
+            <w:tcW w:type="dxa" w:w="1468"/>
+          </w:tcPr>
+          <w:p>
+            <w:r/>
+            <w:r>
+              <w:rPr>
+                <w:rFonts w:ascii="微软雅黑" w:hAnsi="微软雅黑" w:eastAsia="微软雅黑" w:cs="微软雅黑"/>
+                <w:sz w:val="20"/>
+              </w:rPr>
+              <w:t>Excel 工具（Config 模式）</w:t>
+            </w:r>
+          </w:p>
+        </w:tc>
+        <w:tc>
+          <w:tcPr>
+            <w:tcW w:type="dxa" w:w="953"/>
+          </w:tcPr>
+          <w:p>
+            <w:r/>
+            <w:r>
+              <w:rPr>
+                <w:rFonts w:ascii="微软雅黑" w:hAnsi="微软雅黑" w:eastAsia="微软雅黑" w:cs="微软雅黑"/>
+                <w:sz w:val="20"/>
+              </w:rPr>
+              <w:t>不要手改</w:t>
+            </w:r>
+          </w:p>
+        </w:tc>
+      </w:tr>
+      <w:tr>
+        <w:tc>
+          <w:tcPr>
+            <w:tcW w:type="dxa" w:w="1814"/>
+          </w:tcPr>
+          <w:p>
+            <w:r/>
+            <w:r>
+              <w:rPr>
+                <w:rFonts w:ascii="微软雅黑" w:hAnsi="微软雅黑" w:eastAsia="微软雅黑" w:cs="微软雅黑"/>
+                <w:sz w:val="20"/>
+              </w:rPr>
+              <w:t>MVP/Model/ModelData/</w:t>
+            </w:r>
+          </w:p>
+        </w:tc>
+        <w:tc>
+          <w:tcPr>
+            <w:tcW w:type="dxa" w:w="2332"/>
+          </w:tcPr>
+          <w:p>
+            <w:r/>
+            <w:r>
+              <w:rPr>
+                <w:rFonts w:ascii="微软雅黑" w:hAnsi="微软雅黑" w:eastAsia="微软雅黑" w:cs="微软雅黑"/>
+                <w:sz w:val="20"/>
+              </w:rPr>
+              <w:t>游戏动态数据（</w:t>
+            </w:r>
+            <w:r>
+              <w:rPr>
+                <w:rFonts w:ascii="Consolas" w:hAnsi="Consolas" w:eastAsia="Consolas" w:cs="Consolas"/>
+                <w:sz w:val="19"/>
+              </w:rPr>
+              <w:t>XxxData</w:t>
+            </w:r>
+            <w:r>
+              <w:rPr>
+                <w:rFonts w:ascii="微软雅黑" w:hAnsi="微软雅黑" w:eastAsia="微软雅黑" w:cs="微软雅黑"/>
+                <w:sz w:val="20"/>
+              </w:rPr>
+              <w:t xml:space="preserve">，当前是手写的 </w:t>
+            </w:r>
+            <w:r>
+              <w:rPr>
+                <w:rFonts w:ascii="Consolas" w:hAnsi="Consolas" w:eastAsia="Consolas" w:cs="Consolas"/>
+                <w:sz w:val="19"/>
+              </w:rPr>
+              <w:t>TestTableModel</w:t>
+            </w:r>
+            <w:r>
+              <w:rPr>
+                <w:rFonts w:ascii="微软雅黑" w:hAnsi="微软雅黑" w:eastAsia="微软雅黑" w:cs="微软雅黑"/>
+                <w:sz w:val="20"/>
+              </w:rPr>
+              <w:t>）</w:t>
+            </w:r>
+          </w:p>
+        </w:tc>
+        <w:tc>
+          <w:tcPr>
+            <w:tcW w:type="dxa" w:w="2073"/>
+          </w:tcPr>
+          <w:p>
+            <w:r/>
+            <w:r>
+              <w:rPr>
+                <w:rFonts w:ascii="微软雅黑" w:hAnsi="微软雅黑" w:eastAsia="微软雅黑" w:cs="微软雅黑"/>
+                <w:sz w:val="20"/>
+              </w:rPr>
+              <w:t>可读可写；运行时会变；需要落盘</w:t>
+            </w:r>
+          </w:p>
+        </w:tc>
+        <w:tc>
+          <w:tcPr>
+            <w:tcW w:type="dxa" w:w="1468"/>
+          </w:tcPr>
+          <w:p>
+            <w:r/>
+            <w:r>
+              <w:rPr>
+                <w:rFonts w:ascii="微软雅黑" w:hAnsi="微软雅黑" w:eastAsia="微软雅黑" w:cs="微软雅黑"/>
+                <w:sz w:val="20"/>
+              </w:rPr>
+              <w:t>后续由 Excel 工具（Data 模式）生成</w:t>
+            </w:r>
+          </w:p>
+        </w:tc>
+        <w:tc>
+          <w:tcPr>
+            <w:tcW w:type="dxa" w:w="953"/>
+          </w:tcPr>
+          <w:p>
+            <w:r/>
+            <w:r>
+              <w:rPr>
+                <w:rFonts w:ascii="微软雅黑" w:hAnsi="微软雅黑" w:eastAsia="微软雅黑" w:cs="微软雅黑"/>
+                <w:sz w:val="20"/>
+              </w:rPr>
+              <w:t>生成物不要手改</w:t>
+            </w:r>
+          </w:p>
+        </w:tc>
+      </w:tr>
+      <w:tr>
+        <w:tc>
+          <w:tcPr>
+            <w:tcW w:type="dxa" w:w="1814"/>
+          </w:tcPr>
+          <w:p>
+            <w:r/>
+            <w:r>
+              <w:rPr>
+                <w:rFonts w:ascii="微软雅黑" w:hAnsi="微软雅黑" w:eastAsia="微软雅黑" w:cs="微软雅黑"/>
+                <w:sz w:val="20"/>
+              </w:rPr>
+              <w:t>MVP/Model/（根）</w:t>
+            </w:r>
+          </w:p>
+        </w:tc>
+        <w:tc>
+          <w:tcPr>
+            <w:tcW w:type="dxa" w:w="2332"/>
+          </w:tcPr>
+          <w:p>
+            <w:r/>
+            <w:r>
+              <w:rPr>
+                <w:rFonts w:ascii="微软雅黑" w:hAnsi="微软雅黑" w:eastAsia="微软雅黑" w:cs="微软雅黑"/>
+                <w:sz w:val="20"/>
+              </w:rPr>
+              <w:t xml:space="preserve">手写的运行时数据/模型（如 </w:t>
+            </w:r>
+            <w:r>
+              <w:rPr>
+                <w:rFonts w:ascii="Consolas" w:hAnsi="Consolas" w:eastAsia="Consolas" w:cs="Consolas"/>
+                <w:sz w:val="19"/>
+              </w:rPr>
+              <w:t>DialogueRuntimeData</w:t>
+            </w:r>
+            <w:r>
+              <w:rPr>
+                <w:rFonts w:ascii="微软雅黑" w:hAnsi="微软雅黑" w:eastAsia="微软雅黑" w:cs="微软雅黑"/>
+                <w:sz w:val="20"/>
+              </w:rPr>
+              <w:t>）</w:t>
+            </w:r>
+          </w:p>
+        </w:tc>
+        <w:tc>
+          <w:tcPr>
+            <w:tcW w:type="dxa" w:w="2073"/>
+          </w:tcPr>
+          <w:p>
+            <w:r/>
+            <w:r>
+              <w:rPr>
+                <w:rFonts w:ascii="微软雅黑" w:hAnsi="微软雅黑" w:eastAsia="微软雅黑" w:cs="微软雅黑"/>
+                <w:sz w:val="20"/>
+              </w:rPr>
+              <w:t>需要跨系统存活、或需要生命周期</w:t>
+            </w:r>
+          </w:p>
+        </w:tc>
+        <w:tc>
+          <w:tcPr>
+            <w:tcW w:type="dxa" w:w="1468"/>
+          </w:tcPr>
+          <w:p>
+            <w:r/>
+            <w:r>
+              <w:rPr>
+                <w:rFonts w:ascii="微软雅黑" w:hAnsi="微软雅黑" w:eastAsia="微软雅黑" w:cs="微软雅黑"/>
+                <w:sz w:val="20"/>
+              </w:rPr>
+              <w:t>手写</w:t>
+            </w:r>
+          </w:p>
+        </w:tc>
+        <w:tc>
+          <w:tcPr>
+            <w:tcW w:type="dxa" w:w="953"/>
+          </w:tcPr>
+          <w:p>
+            <w:r/>
+            <w:r>
+              <w:rPr>
+                <w:rFonts w:ascii="微软雅黑" w:hAnsi="微软雅黑" w:eastAsia="微软雅黑" w:cs="微软雅黑"/>
+                <w:sz w:val="20"/>
+              </w:rPr>
+              <w:t>可以</w:t>
+            </w:r>
+          </w:p>
+        </w:tc>
+      </w:tr>
+    </w:tbl>
+    <w:p/>
+    <w:p>
+      <w:r>
+        <w:rPr>
+          <w:rFonts w:ascii="微软雅黑" w:hAnsi="微软雅黑" w:eastAsia="微软雅黑" w:cs="微软雅黑"/>
+          <w:sz w:val="21"/>
+        </w:rPr>
+        <w:t>一句话：</w:t>
+      </w:r>
+      <w:r>
+        <w:rPr>
+          <w:rFonts w:ascii="微软雅黑" w:hAnsi="微软雅黑" w:eastAsia="微软雅黑" w:cs="微软雅黑"/>
+          <w:b/>
+          <w:sz w:val="21"/>
+        </w:rPr>
+        <w:t>ConfigData 是「策划写的、游戏只读」，ModelData 是「游戏会改写、需要存下来」</w:t>
+      </w:r>
+      <w:r>
+        <w:rPr>
+          <w:rFonts w:ascii="微软雅黑" w:hAnsi="微软雅黑" w:eastAsia="微软雅黑" w:cs="微软雅黑"/>
+          <w:sz w:val="21"/>
+        </w:rPr>
+        <w:t>。两者都是 Model 层的数据形态，区别只在</w:t>
+      </w:r>
+      <w:r>
+        <w:rPr>
+          <w:rFonts w:ascii="微软雅黑" w:hAnsi="微软雅黑" w:eastAsia="微软雅黑" w:cs="微软雅黑"/>
+          <w:b/>
+          <w:sz w:val="21"/>
+        </w:rPr>
+        <w:t>可写性</w:t>
+      </w:r>
+      <w:r>
+        <w:rPr>
+          <w:rFonts w:ascii="微软雅黑" w:hAnsi="微软雅黑" w:eastAsia="微软雅黑" w:cs="微软雅黑"/>
+          <w:sz w:val="21"/>
+        </w:rPr>
+        <w:t>。</w:t>
+      </w:r>
+    </w:p>
+    <w:p>
+      <w:pPr>
+        <w:pStyle w:val="Heading2"/>
+      </w:pPr>
+      <w:r>
+        <w:t>12.2 IModel、Init、Dispose 现在还有用吗</w:t>
+      </w:r>
+    </w:p>
+    <w:p>
+      <w:r>
+        <w:rPr>
+          <w:rFonts w:ascii="微软雅黑" w:hAnsi="微软雅黑" w:eastAsia="微软雅黑" w:cs="微软雅黑"/>
+          <w:sz w:val="21"/>
+        </w:rPr>
+        <w:t>结论：</w:t>
+      </w:r>
+      <w:r>
+        <w:rPr>
+          <w:rFonts w:ascii="微软雅黑" w:hAnsi="微软雅黑" w:eastAsia="微软雅黑" w:cs="微软雅黑"/>
+          <w:b/>
+          <w:sz w:val="21"/>
+        </w:rPr>
+        <w:t>接口现在没有用；Init / Dispose 这两个名字代表的需求是真的，但放错了地方。</w:t>
+      </w:r>
+    </w:p>
+    <w:p>
+      <w:r>
+        <w:rPr>
+          <w:rFonts w:ascii="微软雅黑" w:hAnsi="微软雅黑" w:eastAsia="微软雅黑" w:cs="微软雅黑"/>
+          <w:sz w:val="21"/>
+        </w:rPr>
+        <w:t>三条证据：</w:t>
+      </w:r>
+    </w:p>
+    <w:p>
+      <w:pPr>
+        <w:pStyle w:val="ListBullet"/>
+      </w:pPr>
+      <w:r>
+        <w:rPr>
+          <w:rFonts w:ascii="Consolas" w:hAnsi="Consolas" w:eastAsia="Consolas" w:cs="Consolas"/>
+          <w:sz w:val="19"/>
+        </w:rPr>
+        <w:t>IModel</w:t>
+      </w:r>
+      <w:r>
+        <w:rPr>
+          <w:rFonts w:ascii="微软雅黑" w:hAnsi="微软雅黑" w:eastAsia="微软雅黑" w:cs="微软雅黑"/>
+          <w:sz w:val="21"/>
+        </w:rPr>
+        <w:t xml:space="preserve"> 定义在 </w:t>
+      </w:r>
+      <w:r>
+        <w:rPr>
+          <w:rFonts w:ascii="Consolas" w:hAnsi="Consolas" w:eastAsia="Consolas" w:cs="Consolas"/>
+          <w:sz w:val="19"/>
+        </w:rPr>
+        <w:t>Recorder.cs</w:t>
+      </w:r>
+      <w:r>
+        <w:rPr>
+          <w:rFonts w:ascii="微软雅黑" w:hAnsi="微软雅黑" w:eastAsia="微软雅黑" w:cs="微软雅黑"/>
+          <w:sz w:val="21"/>
+        </w:rPr>
+        <w:t>（一个存档文件类）里，而不是 Model 层目录下。</w:t>
+      </w:r>
+    </w:p>
+    <w:p>
+      <w:pPr>
+        <w:pStyle w:val="ListBullet"/>
+      </w:pPr>
+      <w:r>
+        <w:rPr>
+          <w:rFonts w:ascii="微软雅黑" w:hAnsi="微软雅黑" w:eastAsia="微软雅黑" w:cs="微软雅黑"/>
+          <w:sz w:val="21"/>
+        </w:rPr>
+        <w:t xml:space="preserve">唯一的实现 </w:t>
+      </w:r>
+      <w:r>
+        <w:rPr>
+          <w:rFonts w:ascii="Consolas" w:hAnsi="Consolas" w:eastAsia="Consolas" w:cs="Consolas"/>
+          <w:sz w:val="19"/>
+        </w:rPr>
+        <w:t>TestTableModel</w:t>
+      </w:r>
+      <w:r>
+        <w:rPr>
+          <w:rFonts w:ascii="微软雅黑" w:hAnsi="微软雅黑" w:eastAsia="微软雅黑" w:cs="微软雅黑"/>
+          <w:sz w:val="21"/>
+        </w:rPr>
+        <w:t xml:space="preserve"> 两个方法都是 </w:t>
+      </w:r>
+      <w:r>
+        <w:rPr>
+          <w:rFonts w:ascii="Consolas" w:hAnsi="Consolas" w:eastAsia="Consolas" w:cs="Consolas"/>
+          <w:sz w:val="19"/>
+        </w:rPr>
+        <w:t>throw new NotImplementedException();</w:t>
+      </w:r>
+      <w:r>
+        <w:rPr>
+          <w:rFonts w:ascii="微软雅黑" w:hAnsi="微软雅黑" w:eastAsia="微软雅黑" w:cs="微软雅黑"/>
+          <w:sz w:val="21"/>
+        </w:rPr>
+        <w:t xml:space="preserve">，且全工程 </w:t>
+      </w:r>
+      <w:r>
+        <w:rPr>
+          <w:rFonts w:ascii="微软雅黑" w:hAnsi="微软雅黑" w:eastAsia="微软雅黑" w:cs="微软雅黑"/>
+          <w:b/>
+          <w:sz w:val="21"/>
+        </w:rPr>
+        <w:t>0 个调用点</w:t>
+      </w:r>
+      <w:r>
+        <w:rPr>
+          <w:rFonts w:ascii="微软雅黑" w:hAnsi="微软雅黑" w:eastAsia="微软雅黑" w:cs="微软雅黑"/>
+          <w:sz w:val="21"/>
+        </w:rPr>
+        <w:t>。</w:t>
+      </w:r>
+    </w:p>
+    <w:p>
+      <w:pPr>
+        <w:pStyle w:val="ListBullet"/>
+      </w:pPr>
+      <w:r>
+        <w:rPr>
+          <w:rFonts w:ascii="微软雅黑" w:hAnsi="微软雅黑" w:eastAsia="微软雅黑" w:cs="微软雅黑"/>
+          <w:sz w:val="21"/>
+        </w:rPr>
+        <w:t xml:space="preserve">代码生成器在生成 Data 类时，主动把那行 </w:t>
+      </w:r>
+      <w:r>
+        <w:rPr>
+          <w:rFonts w:ascii="Consolas" w:hAnsi="Consolas" w:eastAsia="Consolas" w:cs="Consolas"/>
+          <w:sz w:val="19"/>
+        </w:rPr>
+        <w:t>: IModel</w:t>
+      </w:r>
+      <w:r>
+        <w:rPr>
+          <w:rFonts w:ascii="微软雅黑" w:hAnsi="微软雅黑" w:eastAsia="微软雅黑" w:cs="微软雅黑"/>
+          <w:sz w:val="21"/>
+        </w:rPr>
+        <w:t xml:space="preserve"> 注释掉了。</w:t>
+      </w:r>
+    </w:p>
+    <w:p>
+      <w:r>
+        <w:rPr>
+          <w:rFonts w:ascii="微软雅黑" w:hAnsi="微软雅黑" w:eastAsia="微软雅黑" w:cs="微软雅黑"/>
+          <w:sz w:val="21"/>
+        </w:rPr>
+        <w:t>判断一个类到底需不需要生命周期，只看两条：</w:t>
+      </w:r>
+    </w:p>
+    <w:p>
+      <w:pPr>
+        <w:pStyle w:val="ListBullet"/>
+      </w:pPr>
+      <w:r>
+        <w:rPr>
+          <w:rFonts w:ascii="微软雅黑" w:hAnsi="微软雅黑" w:eastAsia="微软雅黑" w:cs="微软雅黑"/>
+          <w:b/>
+          <w:sz w:val="21"/>
+        </w:rPr>
+        <w:t>有没有持有者</w:t>
+      </w:r>
+      <w:r>
+        <w:rPr>
+          <w:rFonts w:ascii="微软雅黑" w:hAnsi="微软雅黑" w:eastAsia="微软雅黑" w:cs="微软雅黑"/>
+          <w:sz w:val="21"/>
+        </w:rPr>
+        <w:t>：有没有一个明确的角色，在明确的时机调用 Init / Dispose？（谁 new、谁 Init、谁 Dispose）</w:t>
+      </w:r>
+    </w:p>
+    <w:p>
+      <w:pPr>
+        <w:pStyle w:val="ListBullet"/>
+      </w:pPr>
+      <w:r>
+        <w:rPr>
+          <w:rFonts w:ascii="微软雅黑" w:hAnsi="微软雅黑" w:eastAsia="微软雅黑" w:cs="微软雅黑"/>
+          <w:b/>
+          <w:sz w:val="21"/>
+        </w:rPr>
+        <w:t>有没有要释放的东西</w:t>
+      </w:r>
+      <w:r>
+        <w:rPr>
+          <w:rFonts w:ascii="微软雅黑" w:hAnsi="微软雅黑" w:eastAsia="微软雅黑" w:cs="微软雅黑"/>
+          <w:sz w:val="21"/>
+        </w:rPr>
+        <w:t>：事件订阅、缓存、句柄、异步加载、非托管资源？</w:t>
+      </w:r>
+    </w:p>
+    <w:p>
+      <w:r>
+        <w:rPr>
+          <w:rFonts w:ascii="微软雅黑" w:hAnsi="微软雅黑" w:eastAsia="微软雅黑" w:cs="微软雅黑"/>
+          <w:sz w:val="21"/>
+        </w:rPr>
+        <w:t>两条都满足才该有生命周期；缺任何一条，Init / Dispose 就只是装饰。</w:t>
+      </w:r>
+      <w:r>
+        <w:rPr>
+          <w:rFonts w:ascii="Consolas" w:hAnsi="Consolas" w:eastAsia="Consolas" w:cs="Consolas"/>
+          <w:sz w:val="19"/>
+        </w:rPr>
+        <w:t>TestTableModel</w:t>
+      </w:r>
+      <w:r>
+        <w:rPr>
+          <w:rFonts w:ascii="微软雅黑" w:hAnsi="微软雅黑" w:eastAsia="微软雅黑" w:cs="微软雅黑"/>
+          <w:sz w:val="21"/>
+        </w:rPr>
+        <w:t xml:space="preserve"> 是一个 4 字段的数据类，没有订阅、没有资源、没有持有者，</w:t>
+      </w:r>
+      <w:r>
+        <w:rPr>
+          <w:rFonts w:ascii="微软雅黑" w:hAnsi="微软雅黑" w:eastAsia="微软雅黑" w:cs="微软雅黑"/>
+          <w:b/>
+          <w:sz w:val="21"/>
+        </w:rPr>
+        <w:t>两条都不满足</w:t>
+      </w:r>
+      <w:r>
+        <w:rPr>
+          <w:rFonts w:ascii="微软雅黑" w:hAnsi="微软雅黑" w:eastAsia="微软雅黑" w:cs="微软雅黑"/>
+          <w:sz w:val="21"/>
+        </w:rPr>
+        <w:t>。</w:t>
+      </w:r>
+    </w:p>
+    <w:p>
+      <w:r>
+        <w:rPr>
+          <w:rFonts w:ascii="微软雅黑" w:hAnsi="微软雅黑" w:eastAsia="微软雅黑" w:cs="微软雅黑"/>
+          <w:sz w:val="21"/>
+        </w:rPr>
+        <w:t>数据类不该有生命周期，</w:t>
+      </w:r>
+      <w:r>
+        <w:rPr>
+          <w:rFonts w:ascii="微软雅黑" w:hAnsi="微软雅黑" w:eastAsia="微软雅黑" w:cs="微软雅黑"/>
+          <w:b/>
+          <w:sz w:val="21"/>
+        </w:rPr>
+        <w:t>生命周期属于「持有这份数据的那个服务」</w:t>
+      </w:r>
+      <w:r>
+        <w:rPr>
+          <w:rFonts w:ascii="微软雅黑" w:hAnsi="微软雅黑" w:eastAsia="微软雅黑" w:cs="微软雅黑"/>
+          <w:sz w:val="21"/>
+        </w:rPr>
+        <w:t>。本工程正确的例子就在手边：</w:t>
+      </w:r>
+      <w:r>
+        <w:rPr>
+          <w:rFonts w:ascii="Consolas" w:hAnsi="Consolas" w:eastAsia="Consolas" w:cs="Consolas"/>
+          <w:sz w:val="19"/>
+        </w:rPr>
+        <w:t>SettingsData</w:t>
+      </w:r>
+      <w:r>
+        <w:rPr>
+          <w:rFonts w:ascii="微软雅黑" w:hAnsi="微软雅黑" w:eastAsia="微软雅黑" w:cs="微软雅黑"/>
+          <w:sz w:val="21"/>
+        </w:rPr>
+        <w:t xml:space="preserve"> 是纯字段，</w:t>
+      </w:r>
+      <w:r>
+        <w:rPr>
+          <w:rFonts w:ascii="Consolas" w:hAnsi="Consolas" w:eastAsia="Consolas" w:cs="Consolas"/>
+          <w:sz w:val="19"/>
+        </w:rPr>
+        <w:t>SettingsManager</w:t>
+      </w:r>
+      <w:r>
+        <w:rPr>
+          <w:rFonts w:ascii="微软雅黑" w:hAnsi="微软雅黑" w:eastAsia="微软雅黑" w:cs="微软雅黑"/>
+          <w:sz w:val="21"/>
+        </w:rPr>
+        <w:t xml:space="preserve"> 负责加载、保存、推给引擎 —— 该有生命周期的是后者。</w:t>
+      </w:r>
+    </w:p>
+    <w:p>
+      <w:r>
+        <w:rPr>
+          <w:rFonts w:ascii="微软雅黑" w:hAnsi="微软雅黑" w:eastAsia="微软雅黑" w:cs="微软雅黑"/>
+          <w:sz w:val="20"/>
+        </w:rPr>
+        <w:t xml:space="preserve">注意 </w:t>
+      </w:r>
+      <w:r>
+        <w:rPr>
+          <w:rFonts w:ascii="Consolas" w:hAnsi="Consolas" w:eastAsia="Consolas" w:cs="Consolas"/>
+          <w:sz w:val="19"/>
+        </w:rPr>
+        <w:t>throw new NotImplementedException()</w:t>
+      </w:r>
+      <w:r>
+        <w:rPr>
+          <w:rFonts w:ascii="微软雅黑" w:hAnsi="微软雅黑" w:eastAsia="微软雅黑" w:cs="微软雅黑"/>
+          <w:sz w:val="20"/>
+        </w:rPr>
+        <w:t xml:space="preserve"> 这类桩方法的危害：编译通过、IDE 不报警，看起来像「框架已就位」，下一个人会照抄。</w:t>
+      </w:r>
+      <w:r>
+        <w:rPr>
+          <w:rFonts w:ascii="微软雅黑" w:hAnsi="微软雅黑" w:eastAsia="微软雅黑" w:cs="微软雅黑"/>
+          <w:b/>
+          <w:sz w:val="20"/>
+        </w:rPr>
+        <w:t>不打算实现的方法，宁可不存在。</w:t>
+      </w:r>
+    </w:p>
+    <w:p>
+      <w:pPr>
+        <w:pStyle w:val="Heading2"/>
+      </w:pPr>
+      <w:r>
+        <w:t>12.3 更紧迫的问题：ModelData 的类现在存不下来</w:t>
+      </w:r>
+    </w:p>
+    <w:p>
+      <w:r>
+        <w:rPr>
+          <w:rFonts w:ascii="微软雅黑" w:hAnsi="微软雅黑" w:eastAsia="微软雅黑" w:cs="微软雅黑"/>
+          <w:sz w:val="21"/>
+        </w:rPr>
+        <w:t>这一条比 IModel 更重要，因为它会</w:t>
+      </w:r>
+      <w:r>
+        <w:rPr>
+          <w:rFonts w:ascii="微软雅黑" w:hAnsi="微软雅黑" w:eastAsia="微软雅黑" w:cs="微软雅黑"/>
+          <w:b/>
+          <w:sz w:val="21"/>
+        </w:rPr>
+        <w:t>静默丢数据</w:t>
+      </w:r>
+      <w:r>
+        <w:rPr>
+          <w:rFonts w:ascii="微软雅黑" w:hAnsi="微软雅黑" w:eastAsia="微软雅黑" w:cs="微软雅黑"/>
+          <w:sz w:val="21"/>
+        </w:rPr>
+        <w:t>。实测（Unity 2022.3.57f1c2）：</w:t>
+      </w:r>
+    </w:p>
+    <w:p>
+      <w:pPr>
+        <w:spacing w:before="0" w:after="0"/>
+        <w:ind w:left="283"/>
+        <w:shd w:val="clear" w:color="auto" w:fill="F2F4F7"/>
+      </w:pPr>
+      <w:r>
+        <w:rPr>
+          <w:rFonts w:ascii="Consolas" w:hAnsi="Consolas" w:eastAsia="Consolas" w:cs="Consolas"/>
+          <w:sz w:val="18"/>
+        </w:rPr>
+        <w:t>JsonUtility.ToJson(new TestTableModel())</w:t>
+      </w:r>
+    </w:p>
+    <w:p>
+      <w:pPr>
+        <w:spacing w:before="0" w:after="0"/>
+        <w:ind w:left="283"/>
+        <w:shd w:val="clear" w:color="auto" w:fill="F2F4F7"/>
+      </w:pPr>
+      <w:r>
+        <w:rPr>
+          <w:rFonts w:ascii="Consolas" w:hAnsi="Consolas" w:eastAsia="Consolas" w:cs="Consolas"/>
+          <w:sz w:val="18"/>
+        </w:rPr>
+        <w:t>-&gt; {"_charName":"","_occupation":0}          &lt;- Index 不见了</w:t>
+      </w:r>
+    </w:p>
+    <w:p>
+      <w:pPr>
+        <w:spacing w:before="0" w:after="0"/>
+        <w:ind w:left="283"/>
+        <w:shd w:val="clear" w:color="auto" w:fill="F2F4F7"/>
+      </w:pPr>
+      <w:r>
+        <w:rPr>
+          <w:rFonts w:ascii="Consolas" w:hAnsi="Consolas" w:eastAsia="Consolas" w:cs="Consolas"/>
+          <w:sz w:val="18"/>
+        </w:rPr>
+        <w:t xml:space="preserve"> </w:t>
+      </w:r>
+    </w:p>
+    <w:p>
+      <w:pPr>
+        <w:spacing w:before="0" w:after="0"/>
+        <w:ind w:left="283"/>
+        <w:shd w:val="clear" w:color="auto" w:fill="F2F4F7"/>
+      </w:pPr>
+      <w:r>
+        <w:rPr>
+          <w:rFonts w:ascii="Consolas" w:hAnsi="Consolas" w:eastAsia="Consolas" w:cs="Consolas"/>
+          <w:sz w:val="18"/>
+        </w:rPr>
+        <w:t>JsonUtility.ToJson(new TestTableConfig())</w:t>
+      </w:r>
+    </w:p>
+    <w:p>
+      <w:pPr>
+        <w:spacing w:before="0" w:after="0"/>
+        <w:ind w:left="283"/>
+        <w:shd w:val="clear" w:color="auto" w:fill="F2F4F7"/>
+      </w:pPr>
+      <w:r>
+        <w:rPr>
+          <w:rFonts w:ascii="Consolas" w:hAnsi="Consolas" w:eastAsia="Consolas" w:cs="Consolas"/>
+          <w:sz w:val="18"/>
+        </w:rPr>
+        <w:t>-&gt; {"Index":0,"CharName":"","Occupation":0,"head_icon":0}</w:t>
+      </w:r>
+    </w:p>
+    <w:p>
+      <w:r>
+        <w:rPr>
+          <w:rFonts w:ascii="微软雅黑" w:hAnsi="微软雅黑" w:eastAsia="微软雅黑" w:cs="微软雅黑"/>
+          <w:sz w:val="21"/>
+        </w:rPr>
+        <w:t xml:space="preserve">原因：Unity 的 </w:t>
+      </w:r>
+      <w:r>
+        <w:rPr>
+          <w:rFonts w:ascii="Consolas" w:hAnsi="Consolas" w:eastAsia="Consolas" w:cs="Consolas"/>
+          <w:sz w:val="19"/>
+        </w:rPr>
+        <w:t>JsonUtility</w:t>
+      </w:r>
+      <w:r>
+        <w:rPr>
+          <w:rFonts w:ascii="微软雅黑" w:hAnsi="微软雅黑" w:eastAsia="微软雅黑" w:cs="微软雅黑"/>
+          <w:sz w:val="21"/>
+        </w:rPr>
+        <w:t xml:space="preserve"> </w:t>
+      </w:r>
+      <w:r>
+        <w:rPr>
+          <w:rFonts w:ascii="微软雅黑" w:hAnsi="微软雅黑" w:eastAsia="微软雅黑" w:cs="微软雅黑"/>
+          <w:b/>
+          <w:sz w:val="21"/>
+        </w:rPr>
+        <w:t>只序列化 public 字段</w:t>
+      </w:r>
+      <w:r>
+        <w:rPr>
+          <w:rFonts w:ascii="微软雅黑" w:hAnsi="微软雅黑" w:eastAsia="微软雅黑" w:cs="微软雅黑"/>
+          <w:sz w:val="21"/>
+        </w:rPr>
+        <w:t xml:space="preserve">（以及带 </w:t>
+      </w:r>
+      <w:r>
+        <w:rPr>
+          <w:rFonts w:ascii="Consolas" w:hAnsi="Consolas" w:eastAsia="Consolas" w:cs="Consolas"/>
+          <w:sz w:val="19"/>
+        </w:rPr>
+        <w:t>[SerializeField]</w:t>
+      </w:r>
+      <w:r>
+        <w:rPr>
+          <w:rFonts w:ascii="微软雅黑" w:hAnsi="微软雅黑" w:eastAsia="微软雅黑" w:cs="微软雅黑"/>
+          <w:sz w:val="21"/>
+        </w:rPr>
+        <w:t xml:space="preserve"> 的私有字段），</w:t>
+      </w:r>
+      <w:r>
+        <w:rPr>
+          <w:rFonts w:ascii="微软雅黑" w:hAnsi="微软雅黑" w:eastAsia="微软雅黑" w:cs="微软雅黑"/>
+          <w:b/>
+          <w:sz w:val="21"/>
+        </w:rPr>
+        <w:t>属性一律不认</w:t>
+      </w:r>
+      <w:r>
+        <w:rPr>
+          <w:rFonts w:ascii="微软雅黑" w:hAnsi="微软雅黑" w:eastAsia="微软雅黑" w:cs="微软雅黑"/>
+          <w:sz w:val="21"/>
+        </w:rPr>
+        <w:t>。</w:t>
+      </w:r>
+      <w:r>
+        <w:rPr>
+          <w:rFonts w:ascii="Consolas" w:hAnsi="Consolas" w:eastAsia="Consolas" w:cs="Consolas"/>
+          <w:sz w:val="19"/>
+        </w:rPr>
+        <w:t>TestTableModel</w:t>
+      </w:r>
+      <w:r>
+        <w:rPr>
+          <w:rFonts w:ascii="微软雅黑" w:hAnsi="微软雅黑" w:eastAsia="微软雅黑" w:cs="微软雅黑"/>
+          <w:sz w:val="21"/>
+        </w:rPr>
+        <w:t xml:space="preserve"> 里：</w:t>
+      </w:r>
+    </w:p>
+    <w:p>
+      <w:pPr>
+        <w:pStyle w:val="ListBullet"/>
+      </w:pPr>
+      <w:r>
+        <w:rPr>
+          <w:rFonts w:ascii="Consolas" w:hAnsi="Consolas" w:eastAsia="Consolas" w:cs="Consolas"/>
+          <w:sz w:val="19"/>
+        </w:rPr>
+        <w:t>Index</w:t>
+      </w:r>
+      <w:r>
+        <w:rPr>
+          <w:rFonts w:ascii="微软雅黑" w:hAnsi="微软雅黑" w:eastAsia="微软雅黑" w:cs="微软雅黑"/>
+          <w:sz w:val="21"/>
+        </w:rPr>
+        <w:t xml:space="preserve"> 是只读属性，背后的 </w:t>
+      </w:r>
+      <w:r>
+        <w:rPr>
+          <w:rFonts w:ascii="Consolas" w:hAnsi="Consolas" w:eastAsia="Consolas" w:cs="Consolas"/>
+          <w:sz w:val="19"/>
+        </w:rPr>
+        <w:t>_index</w:t>
+      </w:r>
+      <w:r>
+        <w:rPr>
+          <w:rFonts w:ascii="微软雅黑" w:hAnsi="微软雅黑" w:eastAsia="微软雅黑" w:cs="微软雅黑"/>
+          <w:sz w:val="21"/>
+        </w:rPr>
+        <w:t xml:space="preserve"> 是 private 且没有 </w:t>
+      </w:r>
+      <w:r>
+        <w:rPr>
+          <w:rFonts w:ascii="Consolas" w:hAnsi="Consolas" w:eastAsia="Consolas" w:cs="Consolas"/>
+          <w:sz w:val="19"/>
+        </w:rPr>
+        <w:t>[SerializeField]</w:t>
+      </w:r>
+      <w:r>
+        <w:rPr>
+          <w:rFonts w:ascii="微软雅黑" w:hAnsi="微软雅黑" w:eastAsia="微软雅黑" w:cs="微软雅黑"/>
+          <w:sz w:val="21"/>
+        </w:rPr>
+        <w:t xml:space="preserve"> → </w:t>
+      </w:r>
+      <w:r>
+        <w:rPr>
+          <w:rFonts w:ascii="微软雅黑" w:hAnsi="微软雅黑" w:eastAsia="微软雅黑" w:cs="微软雅黑"/>
+          <w:b/>
+          <w:sz w:val="21"/>
+        </w:rPr>
+        <w:t>整个字段被丢弃</w:t>
+      </w:r>
+      <w:r>
+        <w:rPr>
+          <w:rFonts w:ascii="微软雅黑" w:hAnsi="微软雅黑" w:eastAsia="微软雅黑" w:cs="微软雅黑"/>
+          <w:sz w:val="21"/>
+        </w:rPr>
+        <w:t>。</w:t>
+      </w:r>
+    </w:p>
+    <w:p>
+      <w:pPr>
+        <w:pStyle w:val="ListBullet"/>
+      </w:pPr>
+      <w:r>
+        <w:rPr>
+          <w:rFonts w:ascii="Consolas" w:hAnsi="Consolas" w:eastAsia="Consolas" w:cs="Consolas"/>
+          <w:sz w:val="19"/>
+        </w:rPr>
+        <w:t>CharName</w:t>
+      </w:r>
+      <w:r>
+        <w:rPr>
+          <w:rFonts w:ascii="微软雅黑" w:hAnsi="微软雅黑" w:eastAsia="微软雅黑" w:cs="微软雅黑"/>
+          <w:sz w:val="21"/>
+        </w:rPr>
+        <w:t xml:space="preserve"> / </w:t>
+      </w:r>
+      <w:r>
+        <w:rPr>
+          <w:rFonts w:ascii="Consolas" w:hAnsi="Consolas" w:eastAsia="Consolas" w:cs="Consolas"/>
+          <w:sz w:val="19"/>
+        </w:rPr>
+        <w:t>Occupation</w:t>
+      </w:r>
+      <w:r>
+        <w:rPr>
+          <w:rFonts w:ascii="微软雅黑" w:hAnsi="微软雅黑" w:eastAsia="微软雅黑" w:cs="微软雅黑"/>
+          <w:sz w:val="21"/>
+        </w:rPr>
+        <w:t xml:space="preserve"> 虽然也是属性，但背后的 </w:t>
+      </w:r>
+      <w:r>
+        <w:rPr>
+          <w:rFonts w:ascii="Consolas" w:hAnsi="Consolas" w:eastAsia="Consolas" w:cs="Consolas"/>
+          <w:sz w:val="19"/>
+        </w:rPr>
+        <w:t>_charName</w:t>
+      </w:r>
+      <w:r>
+        <w:rPr>
+          <w:rFonts w:ascii="微软雅黑" w:hAnsi="微软雅黑" w:eastAsia="微软雅黑" w:cs="微软雅黑"/>
+          <w:sz w:val="21"/>
+        </w:rPr>
+        <w:t xml:space="preserve"> / </w:t>
+      </w:r>
+      <w:r>
+        <w:rPr>
+          <w:rFonts w:ascii="Consolas" w:hAnsi="Consolas" w:eastAsia="Consolas" w:cs="Consolas"/>
+          <w:sz w:val="19"/>
+        </w:rPr>
+        <w:t>_occupation</w:t>
+      </w:r>
+      <w:r>
+        <w:rPr>
+          <w:rFonts w:ascii="微软雅黑" w:hAnsi="微软雅黑" w:eastAsia="微软雅黑" w:cs="微软雅黑"/>
+          <w:sz w:val="21"/>
+        </w:rPr>
+        <w:t xml:space="preserve"> 是 public 字段，于是被侥幸存了下来 —— 然而</w:t>
+      </w:r>
+      <w:r>
+        <w:rPr>
+          <w:rFonts w:ascii="微软雅黑" w:hAnsi="微软雅黑" w:eastAsia="微软雅黑" w:cs="微软雅黑"/>
+          <w:b/>
+          <w:sz w:val="21"/>
+        </w:rPr>
+        <w:t>字段名带着下划线进了 Json</w:t>
+      </w:r>
+      <w:r>
+        <w:rPr>
+          <w:rFonts w:ascii="微软雅黑" w:hAnsi="微软雅黑" w:eastAsia="微软雅黑" w:cs="微软雅黑"/>
+          <w:sz w:val="21"/>
+        </w:rPr>
+        <w:t xml:space="preserve">，与 </w:t>
+      </w:r>
+      <w:r>
+        <w:rPr>
+          <w:rFonts w:ascii="Consolas" w:hAnsi="Consolas" w:eastAsia="Consolas" w:cs="Consolas"/>
+          <w:sz w:val="19"/>
+        </w:rPr>
+        <w:t>TestTableConfig</w:t>
+      </w:r>
+      <w:r>
+        <w:rPr>
+          <w:rFonts w:ascii="微软雅黑" w:hAnsi="微软雅黑" w:eastAsia="微软雅黑" w:cs="微软雅黑"/>
+          <w:sz w:val="21"/>
+        </w:rPr>
+        <w:t xml:space="preserve"> 的 </w:t>
+      </w:r>
+      <w:r>
+        <w:rPr>
+          <w:rFonts w:ascii="Consolas" w:hAnsi="Consolas" w:eastAsia="Consolas" w:cs="Consolas"/>
+          <w:sz w:val="19"/>
+        </w:rPr>
+        <w:t>Index</w:t>
+      </w:r>
+      <w:r>
+        <w:rPr>
+          <w:rFonts w:ascii="微软雅黑" w:hAnsi="微软雅黑" w:eastAsia="微软雅黑" w:cs="微软雅黑"/>
+          <w:sz w:val="21"/>
+        </w:rPr>
+        <w:t xml:space="preserve"> / </w:t>
+      </w:r>
+      <w:r>
+        <w:rPr>
+          <w:rFonts w:ascii="Consolas" w:hAnsi="Consolas" w:eastAsia="Consolas" w:cs="Consolas"/>
+          <w:sz w:val="19"/>
+        </w:rPr>
+        <w:t>CharName</w:t>
+      </w:r>
+      <w:r>
+        <w:rPr>
+          <w:rFonts w:ascii="微软雅黑" w:hAnsi="微软雅黑" w:eastAsia="微软雅黑" w:cs="微软雅黑"/>
+          <w:sz w:val="21"/>
+        </w:rPr>
+        <w:t xml:space="preserve"> / </w:t>
+      </w:r>
+      <w:r>
+        <w:rPr>
+          <w:rFonts w:ascii="Consolas" w:hAnsi="Consolas" w:eastAsia="Consolas" w:cs="Consolas"/>
+          <w:sz w:val="19"/>
+        </w:rPr>
+        <w:t>Occupation</w:t>
+      </w:r>
+      <w:r>
+        <w:rPr>
+          <w:rFonts w:ascii="微软雅黑" w:hAnsi="微软雅黑" w:eastAsia="微软雅黑" w:cs="微软雅黑"/>
+          <w:sz w:val="21"/>
+        </w:rPr>
+        <w:t xml:space="preserve"> 对不上。</w:t>
+      </w:r>
+    </w:p>
+    <w:p>
+      <w:r>
+        <w:rPr>
+          <w:rFonts w:ascii="微软雅黑" w:hAnsi="微软雅黑" w:eastAsia="微软雅黑" w:cs="微软雅黑"/>
+          <w:sz w:val="21"/>
+        </w:rPr>
+        <w:t>所以放进 ModelData 的类，必须服从 Unity 的序列化规则：</w:t>
+      </w:r>
+    </w:p>
+    <w:p/>
+    <w:tbl>
+      <w:tblPr>
+        <w:tblStyle w:val="TableGrid"/>
+        <w:tblW w:type="auto" w:w="0"/>
+        <w:jc w:val="center"/>
+        <w:tblLook w:firstColumn="1" w:firstRow="1" w:lastColumn="0" w:lastRow="0" w:noHBand="0" w:noVBand="1" w:val="04A0"/>
+      </w:tblPr>
+      <w:tblGrid>
+        <w:gridCol w:w="2592"/>
+        <w:gridCol w:w="1728"/>
+        <w:gridCol w:w="4320"/>
+      </w:tblGrid>
+      <w:tr>
+        <w:tc>
+          <w:tcPr>
+            <w:tcW w:type="dxa" w:w="2592"/>
+          </w:tcPr>
+          <w:p>
+            <w:r>
+              <w:rPr>
+                <w:b/>
+              </w:rPr>
+            </w:r>
+            <w:r>
+              <w:rPr>
+                <w:rFonts w:ascii="微软雅黑" w:hAnsi="微软雅黑" w:eastAsia="微软雅黑" w:cs="微软雅黑"/>
+                <w:b/>
+                <w:sz w:val="20"/>
+              </w:rPr>
+              <w:t>字段写法</w:t>
+            </w:r>
+          </w:p>
+        </w:tc>
+        <w:tc>
+          <w:tcPr>
+            <w:tcW w:type="dxa" w:w="1728"/>
+          </w:tcPr>
+          <w:p>
+            <w:r>
+              <w:rPr>
+                <w:b/>
+              </w:rPr>
+            </w:r>
+            <w:r>
+              <w:rPr>
+                <w:rFonts w:ascii="微软雅黑" w:hAnsi="微软雅黑" w:eastAsia="微软雅黑" w:cs="微软雅黑"/>
+                <w:b/>
+                <w:sz w:val="20"/>
+              </w:rPr>
+              <w:t>JsonUtility 能否存</w:t>
+            </w:r>
+          </w:p>
+        </w:tc>
+        <w:tc>
+          <w:tcPr>
+            <w:tcW w:type="dxa" w:w="4320"/>
+          </w:tcPr>
+          <w:p>
+            <w:r>
+              <w:rPr>
+                <w:b/>
+              </w:rPr>
+            </w:r>
+            <w:r>
+              <w:rPr>
+                <w:rFonts w:ascii="微软雅黑" w:hAnsi="微软雅黑" w:eastAsia="微软雅黑" w:cs="微软雅黑"/>
+                <w:b/>
+                <w:sz w:val="20"/>
+              </w:rPr>
+              <w:t>说明</w:t>
+            </w:r>
+          </w:p>
+        </w:tc>
+      </w:tr>
+      <w:tr>
+        <w:tc>
+          <w:tcPr>
+            <w:tcW w:type="dxa" w:w="2592"/>
+          </w:tcPr>
+          <w:p>
+            <w:r/>
+            <w:r>
+              <w:rPr>
+                <w:rFonts w:ascii="微软雅黑" w:hAnsi="微软雅黑" w:eastAsia="微软雅黑" w:cs="微软雅黑"/>
+                <w:sz w:val="20"/>
+              </w:rPr>
+              <w:t>public 字段</w:t>
+            </w:r>
+          </w:p>
+        </w:tc>
+        <w:tc>
+          <w:tcPr>
+            <w:tcW w:type="dxa" w:w="1728"/>
+          </w:tcPr>
+          <w:p>
+            <w:r/>
+            <w:r>
+              <w:rPr>
+                <w:rFonts w:ascii="微软雅黑" w:hAnsi="微软雅黑" w:eastAsia="微软雅黑" w:cs="微软雅黑"/>
+                <w:sz w:val="20"/>
+              </w:rPr>
+              <w:t>能</w:t>
+            </w:r>
+          </w:p>
+        </w:tc>
+        <w:tc>
+          <w:tcPr>
+            <w:tcW w:type="dxa" w:w="4320"/>
+          </w:tcPr>
+          <w:p>
+            <w:r/>
+            <w:r>
+              <w:rPr>
+                <w:rFonts w:ascii="微软雅黑" w:hAnsi="微软雅黑" w:eastAsia="微软雅黑" w:cs="微软雅黑"/>
+                <w:sz w:val="20"/>
+              </w:rPr>
+              <w:t xml:space="preserve">与生成的 </w:t>
+            </w:r>
+            <w:r>
+              <w:rPr>
+                <w:rFonts w:ascii="Consolas" w:hAnsi="Consolas" w:eastAsia="Consolas" w:cs="Consolas"/>
+                <w:sz w:val="19"/>
+              </w:rPr>
+              <w:t>XxxConfig</w:t>
+            </w:r>
+            <w:r>
+              <w:rPr>
+                <w:rFonts w:ascii="微软雅黑" w:hAnsi="微软雅黑" w:eastAsia="微软雅黑" w:cs="微软雅黑"/>
+                <w:sz w:val="20"/>
+              </w:rPr>
+              <w:t xml:space="preserve"> 一致，</w:t>
+            </w:r>
+            <w:r>
+              <w:rPr>
+                <w:rFonts w:ascii="微软雅黑" w:hAnsi="微软雅黑" w:eastAsia="微软雅黑" w:cs="微软雅黑"/>
+                <w:b/>
+                <w:sz w:val="20"/>
+              </w:rPr>
+              <w:t>推荐</w:t>
+            </w:r>
+          </w:p>
+        </w:tc>
+      </w:tr>
+      <w:tr>
+        <w:tc>
+          <w:tcPr>
+            <w:tcW w:type="dxa" w:w="2592"/>
+          </w:tcPr>
+          <w:p>
+            <w:r/>
+            <w:r>
+              <w:rPr>
+                <w:rFonts w:ascii="微软雅黑" w:hAnsi="微软雅黑" w:eastAsia="微软雅黑" w:cs="微软雅黑"/>
+                <w:sz w:val="20"/>
+              </w:rPr>
+              <w:t>private 字段 + [SerializeField]</w:t>
+            </w:r>
+          </w:p>
+        </w:tc>
+        <w:tc>
+          <w:tcPr>
+            <w:tcW w:type="dxa" w:w="1728"/>
+          </w:tcPr>
+          <w:p>
+            <w:r/>
+            <w:r>
+              <w:rPr>
+                <w:rFonts w:ascii="微软雅黑" w:hAnsi="微软雅黑" w:eastAsia="微软雅黑" w:cs="微软雅黑"/>
+                <w:sz w:val="20"/>
+              </w:rPr>
+              <w:t>能</w:t>
+            </w:r>
+          </w:p>
+        </w:tc>
+        <w:tc>
+          <w:tcPr>
+            <w:tcW w:type="dxa" w:w="4320"/>
+          </w:tcPr>
+          <w:p>
+            <w:r/>
+            <w:r>
+              <w:rPr>
+                <w:rFonts w:ascii="微软雅黑" w:hAnsi="微软雅黑" w:eastAsia="微软雅黑" w:cs="微软雅黑"/>
+                <w:sz w:val="20"/>
+              </w:rPr>
+              <w:t>需要 Inspector 可见时使用</w:t>
+            </w:r>
+          </w:p>
+        </w:tc>
+      </w:tr>
+      <w:tr>
+        <w:tc>
+          <w:tcPr>
+            <w:tcW w:type="dxa" w:w="2592"/>
+          </w:tcPr>
+          <w:p>
+            <w:r/>
+            <w:r>
+              <w:rPr>
+                <w:rFonts w:ascii="微软雅黑" w:hAnsi="微软雅黑" w:eastAsia="微软雅黑" w:cs="微软雅黑"/>
+                <w:sz w:val="20"/>
+              </w:rPr>
+              <w:t>只读属性 / 自动属性</w:t>
+            </w:r>
+          </w:p>
+        </w:tc>
+        <w:tc>
+          <w:tcPr>
+            <w:tcW w:type="dxa" w:w="1728"/>
+          </w:tcPr>
+          <w:p>
+            <w:r/>
+            <w:r>
+              <w:rPr>
+                <w:rFonts w:ascii="微软雅黑" w:hAnsi="微软雅黑" w:eastAsia="微软雅黑" w:cs="微软雅黑"/>
+                <w:b/>
+                <w:sz w:val="20"/>
+              </w:rPr>
+              <w:t>不能</w:t>
+            </w:r>
+          </w:p>
+        </w:tc>
+        <w:tc>
+          <w:tcPr>
+            <w:tcW w:type="dxa" w:w="4320"/>
+          </w:tcPr>
+          <w:p>
+            <w:r/>
+            <w:r>
+              <w:rPr>
+                <w:rFonts w:ascii="微软雅黑" w:hAnsi="微软雅黑" w:eastAsia="微软雅黑" w:cs="微软雅黑"/>
+                <w:sz w:val="20"/>
+              </w:rPr>
+              <w:t>静默丢弃，最危险</w:t>
+            </w:r>
+          </w:p>
+        </w:tc>
+      </w:tr>
+      <w:tr>
+        <w:tc>
+          <w:tcPr>
+            <w:tcW w:type="dxa" w:w="2592"/>
+          </w:tcPr>
+          <w:p>
+            <w:r/>
+            <w:r>
+              <w:rPr>
+                <w:rFonts w:ascii="微软雅黑" w:hAnsi="微软雅黑" w:eastAsia="微软雅黑" w:cs="微软雅黑"/>
+                <w:sz w:val="20"/>
+              </w:rPr>
+              <w:t>整个类缺 [Serializable]</w:t>
+            </w:r>
+          </w:p>
+        </w:tc>
+        <w:tc>
+          <w:tcPr>
+            <w:tcW w:type="dxa" w:w="1728"/>
+          </w:tcPr>
+          <w:p>
+            <w:r/>
+            <w:r>
+              <w:rPr>
+                <w:rFonts w:ascii="微软雅黑" w:hAnsi="微软雅黑" w:eastAsia="微软雅黑" w:cs="微软雅黑"/>
+                <w:sz w:val="20"/>
+              </w:rPr>
+              <w:t>不保证</w:t>
+            </w:r>
+          </w:p>
+        </w:tc>
+        <w:tc>
+          <w:tcPr>
+            <w:tcW w:type="dxa" w:w="4320"/>
+          </w:tcPr>
+          <w:p>
+            <w:r/>
+            <w:r>
+              <w:rPr>
+                <w:rFonts w:ascii="微软雅黑" w:hAnsi="微软雅黑" w:eastAsia="微软雅黑" w:cs="微软雅黑"/>
+                <w:sz w:val="20"/>
+              </w:rPr>
+              <w:t>嵌套或数组场景会失败</w:t>
+            </w:r>
+          </w:p>
+        </w:tc>
+      </w:tr>
+    </w:tbl>
+    <w:p/>
+    <w:p>
+      <w:r>
+        <w:rPr>
+          <w:rFonts w:ascii="微软雅黑" w:hAnsi="微软雅黑" w:eastAsia="微软雅黑" w:cs="微软雅黑"/>
+          <w:sz w:val="21"/>
+        </w:rPr>
+        <w:t xml:space="preserve">另外 </w:t>
+      </w:r>
+      <w:r>
+        <w:rPr>
+          <w:rFonts w:ascii="Consolas" w:hAnsi="Consolas" w:eastAsia="Consolas" w:cs="Consolas"/>
+          <w:sz w:val="19"/>
+        </w:rPr>
+        <w:t>TestTableModel</w:t>
+      </w:r>
+      <w:r>
+        <w:rPr>
+          <w:rFonts w:ascii="微软雅黑" w:hAnsi="微软雅黑" w:eastAsia="微软雅黑" w:cs="微软雅黑"/>
+          <w:sz w:val="21"/>
+        </w:rPr>
+        <w:t xml:space="preserve"> 目前还</w:t>
+      </w:r>
+      <w:r>
+        <w:rPr>
+          <w:rFonts w:ascii="微软雅黑" w:hAnsi="微软雅黑" w:eastAsia="微软雅黑" w:cs="微软雅黑"/>
+          <w:b/>
+          <w:sz w:val="21"/>
+        </w:rPr>
+        <w:t xml:space="preserve">缺少 </w:t>
+      </w:r>
+      <w:r>
+        <w:rPr>
+          <w:rFonts w:ascii="Consolas" w:hAnsi="Consolas" w:eastAsia="Consolas" w:cs="Consolas"/>
+          <w:b/>
+          <w:sz w:val="19"/>
+        </w:rPr>
+        <w:t>[Serializable]</w:t>
+      </w:r>
+      <w:r>
+        <w:rPr>
+          <w:rFonts w:ascii="微软雅黑" w:hAnsi="微软雅黑" w:eastAsia="微软雅黑" w:cs="微软雅黑"/>
+          <w:sz w:val="21"/>
+        </w:rPr>
+        <w:t xml:space="preserve">，并且比 </w:t>
+      </w:r>
+      <w:r>
+        <w:rPr>
+          <w:rFonts w:ascii="Consolas" w:hAnsi="Consolas" w:eastAsia="Consolas" w:cs="Consolas"/>
+          <w:sz w:val="19"/>
+        </w:rPr>
+        <w:t>TestTableConfig</w:t>
+      </w:r>
+      <w:r>
+        <w:rPr>
+          <w:rFonts w:ascii="微软雅黑" w:hAnsi="微软雅黑" w:eastAsia="微软雅黑" w:cs="微软雅黑"/>
+          <w:sz w:val="21"/>
+        </w:rPr>
+        <w:t xml:space="preserve"> </w:t>
+      </w:r>
+      <w:r>
+        <w:rPr>
+          <w:rFonts w:ascii="微软雅黑" w:hAnsi="微软雅黑" w:eastAsia="微软雅黑" w:cs="微软雅黑"/>
+          <w:b/>
+          <w:sz w:val="21"/>
+        </w:rPr>
+        <w:t xml:space="preserve">少了 </w:t>
+      </w:r>
+      <w:r>
+        <w:rPr>
+          <w:rFonts w:ascii="Consolas" w:hAnsi="Consolas" w:eastAsia="Consolas" w:cs="Consolas"/>
+          <w:b/>
+          <w:sz w:val="19"/>
+        </w:rPr>
+        <w:t>head_icon</w:t>
+      </w:r>
+      <w:r>
+        <w:rPr>
+          <w:rFonts w:ascii="微软雅黑" w:hAnsi="微软雅黑" w:eastAsia="微软雅黑" w:cs="微软雅黑"/>
+          <w:sz w:val="21"/>
+        </w:rPr>
+        <w:t xml:space="preserve"> —— 两个「字段一样」的类其实已经不一致了。</w:t>
+      </w:r>
+    </w:p>
+    <w:p>
+      <w:pPr>
+        <w:pStyle w:val="Heading2"/>
+      </w:pPr>
+      <w:r>
+        <w:t>12.4 行业普遍做法对照</w:t>
+      </w:r>
+    </w:p>
+    <w:p/>
+    <w:tbl>
+      <w:tblPr>
+        <w:tblStyle w:val="TableGrid"/>
+        <w:tblW w:type="auto" w:w="0"/>
+        <w:jc w:val="center"/>
+        <w:tblLook w:firstColumn="1" w:firstRow="1" w:lastColumn="0" w:lastRow="0" w:noHBand="0" w:noVBand="1" w:val="04A0"/>
+      </w:tblPr>
+      <w:tblGrid>
+        <w:gridCol w:w="345"/>
+        <w:gridCol w:w="2073"/>
+        <w:gridCol w:w="3801"/>
+        <w:gridCol w:w="2421"/>
+      </w:tblGrid>
+      <w:tr>
+        <w:tc>
+          <w:tcPr>
+            <w:tcW w:type="dxa" w:w="345"/>
+          </w:tcPr>
+          <w:p>
+            <w:r>
+              <w:rPr>
+                <w:b/>
+              </w:rPr>
+            </w:r>
+            <w:r>
+              <w:rPr>
+                <w:rFonts w:ascii="微软雅黑" w:hAnsi="微软雅黑" w:eastAsia="微软雅黑" w:cs="微软雅黑"/>
+                <w:b/>
+                <w:sz w:val="20"/>
+              </w:rPr>
+              <w:t>#</w:t>
+            </w:r>
+          </w:p>
+        </w:tc>
+        <w:tc>
+          <w:tcPr>
+            <w:tcW w:type="dxa" w:w="2073"/>
+          </w:tcPr>
+          <w:p>
+            <w:r>
+              <w:rPr>
+                <w:b/>
+              </w:rPr>
+            </w:r>
+            <w:r>
+              <w:rPr>
+                <w:rFonts w:ascii="微软雅黑" w:hAnsi="微软雅黑" w:eastAsia="微软雅黑" w:cs="微软雅黑"/>
+                <w:b/>
+                <w:sz w:val="20"/>
+              </w:rPr>
+              <w:t>本工程现在的写法</w:t>
+            </w:r>
+          </w:p>
+        </w:tc>
+        <w:tc>
+          <w:tcPr>
+            <w:tcW w:type="dxa" w:w="3801"/>
+          </w:tcPr>
+          <w:p>
+            <w:r>
+              <w:rPr>
+                <w:b/>
+              </w:rPr>
+            </w:r>
+            <w:r>
+              <w:rPr>
+                <w:rFonts w:ascii="微软雅黑" w:hAnsi="微软雅黑" w:eastAsia="微软雅黑" w:cs="微软雅黑"/>
+                <w:b/>
+                <w:sz w:val="20"/>
+              </w:rPr>
+              <w:t>行业常见做法</w:t>
+            </w:r>
+          </w:p>
+        </w:tc>
+        <w:tc>
+          <w:tcPr>
+            <w:tcW w:type="dxa" w:w="2421"/>
+          </w:tcPr>
+          <w:p>
+            <w:r>
+              <w:rPr>
+                <w:b/>
+              </w:rPr>
+            </w:r>
+            <w:r>
+              <w:rPr>
+                <w:rFonts w:ascii="微软雅黑" w:hAnsi="微软雅黑" w:eastAsia="微软雅黑" w:cs="微软雅黑"/>
+                <w:b/>
+                <w:sz w:val="20"/>
+              </w:rPr>
+              <w:t>建议</w:t>
+            </w:r>
+          </w:p>
+        </w:tc>
+      </w:tr>
+      <w:tr>
+        <w:tc>
+          <w:tcPr>
+            <w:tcW w:type="dxa" w:w="345"/>
+          </w:tcPr>
+          <w:p>
+            <w:r/>
+            <w:r>
+              <w:rPr>
+                <w:rFonts w:ascii="微软雅黑" w:hAnsi="微软雅黑" w:eastAsia="微软雅黑" w:cs="微软雅黑"/>
+                <w:sz w:val="20"/>
+              </w:rPr>
+              <w:t>1</w:t>
+            </w:r>
+          </w:p>
+        </w:tc>
+        <w:tc>
+          <w:tcPr>
+            <w:tcW w:type="dxa" w:w="2073"/>
+          </w:tcPr>
+          <w:p>
+            <w:r/>
+            <w:r>
+              <w:rPr>
+                <w:rFonts w:ascii="微软雅黑" w:hAnsi="微软雅黑" w:eastAsia="微软雅黑" w:cs="微软雅黑"/>
+                <w:sz w:val="20"/>
+              </w:rPr>
+              <w:t>数据类里放 Init / Dispose</w:t>
+            </w:r>
+          </w:p>
+        </w:tc>
+        <w:tc>
+          <w:tcPr>
+            <w:tcW w:type="dxa" w:w="3801"/>
+          </w:tcPr>
+          <w:p>
+            <w:r/>
+            <w:r>
+              <w:rPr>
+                <w:rFonts w:ascii="微软雅黑" w:hAnsi="微软雅黑" w:eastAsia="微软雅黑" w:cs="微软雅黑"/>
+                <w:sz w:val="20"/>
+              </w:rPr>
+              <w:t>数据类只放字段；生命周期交给持有它的服务（Repository / Session / Manager）</w:t>
+            </w:r>
+          </w:p>
+        </w:tc>
+        <w:tc>
+          <w:tcPr>
+            <w:tcW w:type="dxa" w:w="2421"/>
+          </w:tcPr>
+          <w:p>
+            <w:r/>
+            <w:r>
+              <w:rPr>
+                <w:rFonts w:ascii="微软雅黑" w:hAnsi="微软雅黑" w:eastAsia="微软雅黑" w:cs="微软雅黑"/>
+                <w:sz w:val="20"/>
+              </w:rPr>
+              <w:t>删掉 IModel，见 12.5</w:t>
+            </w:r>
+          </w:p>
+        </w:tc>
+      </w:tr>
+      <w:tr>
+        <w:tc>
+          <w:tcPr>
+            <w:tcW w:type="dxa" w:w="345"/>
+          </w:tcPr>
+          <w:p>
+            <w:r/>
+            <w:r>
+              <w:rPr>
+                <w:rFonts w:ascii="微软雅黑" w:hAnsi="微软雅黑" w:eastAsia="微软雅黑" w:cs="微软雅黑"/>
+                <w:sz w:val="20"/>
+              </w:rPr>
+              <w:t>2</w:t>
+            </w:r>
+          </w:p>
+        </w:tc>
+        <w:tc>
+          <w:tcPr>
+            <w:tcW w:type="dxa" w:w="2073"/>
+          </w:tcPr>
+          <w:p>
+            <w:r/>
+            <w:r>
+              <w:rPr>
+                <w:rFonts w:ascii="微软雅黑" w:hAnsi="微软雅黑" w:eastAsia="微软雅黑" w:cs="微软雅黑"/>
+                <w:sz w:val="20"/>
+              </w:rPr>
+              <w:t xml:space="preserve">自定义 </w:t>
+            </w:r>
+            <w:r>
+              <w:rPr>
+                <w:rFonts w:ascii="Consolas" w:hAnsi="Consolas" w:eastAsia="Consolas" w:cs="Consolas"/>
+                <w:sz w:val="19"/>
+              </w:rPr>
+              <w:t>void Dispose()</w:t>
+            </w:r>
+          </w:p>
+        </w:tc>
+        <w:tc>
+          <w:tcPr>
+            <w:tcW w:type="dxa" w:w="3801"/>
+          </w:tcPr>
+          <w:p>
+            <w:r/>
+            <w:r>
+              <w:rPr>
+                <w:rFonts w:ascii="微软雅黑" w:hAnsi="微软雅黑" w:eastAsia="微软雅黑" w:cs="微软雅黑"/>
+                <w:sz w:val="20"/>
+              </w:rPr>
+              <w:t xml:space="preserve">实现 BCL 的 </w:t>
+            </w:r>
+            <w:r>
+              <w:rPr>
+                <w:rFonts w:ascii="Consolas" w:hAnsi="Consolas" w:eastAsia="Consolas" w:cs="Consolas"/>
+                <w:sz w:val="19"/>
+              </w:rPr>
+              <w:t>System.IDisposable</w:t>
+            </w:r>
+            <w:r>
+              <w:rPr>
+                <w:rFonts w:ascii="微软雅黑" w:hAnsi="微软雅黑" w:eastAsia="微软雅黑" w:cs="微软雅黑"/>
+                <w:sz w:val="20"/>
+              </w:rPr>
+              <w:t xml:space="preserve">：能配合 </w:t>
+            </w:r>
+            <w:r>
+              <w:rPr>
+                <w:rFonts w:ascii="Consolas" w:hAnsi="Consolas" w:eastAsia="Consolas" w:cs="Consolas"/>
+                <w:sz w:val="19"/>
+              </w:rPr>
+              <w:t>using</w:t>
+            </w:r>
+            <w:r>
+              <w:rPr>
+                <w:rFonts w:ascii="微软雅黑" w:hAnsi="微软雅黑" w:eastAsia="微软雅黑" w:cs="微软雅黑"/>
+                <w:sz w:val="20"/>
+              </w:rPr>
+              <w:t>，也是 DI 容器与 Rx 生态的公共约定</w:t>
+            </w:r>
+          </w:p>
+        </w:tc>
+        <w:tc>
+          <w:tcPr>
+            <w:tcW w:type="dxa" w:w="2421"/>
+          </w:tcPr>
+          <w:p>
+            <w:r/>
+            <w:r>
+              <w:rPr>
+                <w:rFonts w:ascii="微软雅黑" w:hAnsi="微软雅黑" w:eastAsia="微软雅黑" w:cs="微软雅黑"/>
+                <w:sz w:val="20"/>
+              </w:rPr>
+              <w:t xml:space="preserve">若保留生命周期，改成 </w:t>
+            </w:r>
+            <w:r>
+              <w:rPr>
+                <w:rFonts w:ascii="Consolas" w:hAnsi="Consolas" w:eastAsia="Consolas" w:cs="Consolas"/>
+                <w:sz w:val="19"/>
+              </w:rPr>
+              <w:t>IModel : IDisposable</w:t>
+            </w:r>
+          </w:p>
+        </w:tc>
+      </w:tr>
+      <w:tr>
+        <w:tc>
+          <w:tcPr>
+            <w:tcW w:type="dxa" w:w="345"/>
+          </w:tcPr>
+          <w:p>
+            <w:r/>
+            <w:r>
+              <w:rPr>
+                <w:rFonts w:ascii="微软雅黑" w:hAnsi="微软雅黑" w:eastAsia="微软雅黑" w:cs="微软雅黑"/>
+                <w:sz w:val="20"/>
+              </w:rPr>
+              <w:t>3</w:t>
+            </w:r>
+          </w:p>
+        </w:tc>
+        <w:tc>
+          <w:tcPr>
+            <w:tcW w:type="dxa" w:w="2073"/>
+          </w:tcPr>
+          <w:p>
+            <w:r/>
+            <w:r>
+              <w:rPr>
+                <w:rFonts w:ascii="Consolas" w:hAnsi="Consolas" w:eastAsia="Consolas" w:cs="Consolas"/>
+                <w:sz w:val="19"/>
+              </w:rPr>
+              <w:t>void Init()</w:t>
+            </w:r>
+            <w:r>
+              <w:rPr>
+                <w:rFonts w:ascii="微软雅黑" w:hAnsi="微软雅黑" w:eastAsia="微软雅黑" w:cs="微软雅黑"/>
+                <w:sz w:val="20"/>
+              </w:rPr>
+              <w:t>，同步、无返回值</w:t>
+            </w:r>
+          </w:p>
+        </w:tc>
+        <w:tc>
+          <w:tcPr>
+            <w:tcW w:type="dxa" w:w="3801"/>
+          </w:tcPr>
+          <w:p>
+            <w:r/>
+            <w:r>
+              <w:rPr>
+                <w:rFonts w:ascii="微软雅黑" w:hAnsi="微软雅黑" w:eastAsia="微软雅黑" w:cs="微软雅黑"/>
+                <w:sz w:val="20"/>
+              </w:rPr>
+              <w:t xml:space="preserve">构造函数保证「构造完即有效」；确有 IO 时用 </w:t>
+            </w:r>
+            <w:r>
+              <w:rPr>
+                <w:rFonts w:ascii="Consolas" w:hAnsi="Consolas" w:eastAsia="Consolas" w:cs="Consolas"/>
+                <w:sz w:val="19"/>
+              </w:rPr>
+              <w:t>Task InitializeAsync(CancellationToken)</w:t>
+            </w:r>
+            <w:r>
+              <w:rPr>
+                <w:rFonts w:ascii="微软雅黑" w:hAnsi="微软雅黑" w:eastAsia="微软雅黑" w:cs="微软雅黑"/>
+                <w:sz w:val="20"/>
+              </w:rPr>
+              <w:t>（或 UniTask）</w:t>
+            </w:r>
+          </w:p>
+        </w:tc>
+        <w:tc>
+          <w:tcPr>
+            <w:tcW w:type="dxa" w:w="2421"/>
+          </w:tcPr>
+          <w:p>
+            <w:r/>
+            <w:r>
+              <w:rPr>
+                <w:rFonts w:ascii="微软雅黑" w:hAnsi="微软雅黑" w:eastAsia="微软雅黑" w:cs="微软雅黑"/>
+                <w:sz w:val="20"/>
+              </w:rPr>
+              <w:t>加载逻辑放 Repository，不放数据类</w:t>
+            </w:r>
+          </w:p>
+        </w:tc>
+      </w:tr>
+      <w:tr>
+        <w:tc>
+          <w:tcPr>
+            <w:tcW w:type="dxa" w:w="345"/>
+          </w:tcPr>
+          <w:p>
+            <w:r/>
+            <w:r>
+              <w:rPr>
+                <w:rFonts w:ascii="微软雅黑" w:hAnsi="微软雅黑" w:eastAsia="微软雅黑" w:cs="微软雅黑"/>
+                <w:sz w:val="20"/>
+              </w:rPr>
+              <w:t>4</w:t>
+            </w:r>
+          </w:p>
+        </w:tc>
+        <w:tc>
+          <w:tcPr>
+            <w:tcW w:type="dxa" w:w="2073"/>
+          </w:tcPr>
+          <w:p>
+            <w:r/>
+            <w:r>
+              <w:rPr>
+                <w:rFonts w:ascii="微软雅黑" w:hAnsi="微软雅黑" w:eastAsia="微软雅黑" w:cs="微软雅黑"/>
+                <w:sz w:val="20"/>
+              </w:rPr>
+              <w:t>手写类重复生成类的字段</w:t>
+            </w:r>
+          </w:p>
+        </w:tc>
+        <w:tc>
+          <w:tcPr>
+            <w:tcW w:type="dxa" w:w="3801"/>
+          </w:tcPr>
+          <w:p>
+            <w:r/>
+            <w:r>
+              <w:rPr>
+                <w:rFonts w:ascii="微软雅黑" w:hAnsi="微软雅黑" w:eastAsia="微软雅黑" w:cs="微软雅黑"/>
+                <w:sz w:val="20"/>
+              </w:rPr>
+              <w:t xml:space="preserve">生成物输出 </w:t>
+            </w:r>
+            <w:r>
+              <w:rPr>
+                <w:rFonts w:ascii="Consolas" w:hAnsi="Consolas" w:eastAsia="Consolas" w:cs="Consolas"/>
+                <w:sz w:val="19"/>
+              </w:rPr>
+              <w:t>partial class</w:t>
+            </w:r>
+            <w:r>
+              <w:rPr>
+                <w:rFonts w:ascii="微软雅黑" w:hAnsi="微软雅黑" w:eastAsia="微软雅黑" w:cs="微软雅黑"/>
+                <w:sz w:val="20"/>
+              </w:rPr>
+              <w:t>，手写扩展放同目录的另一个文件</w:t>
+            </w:r>
+          </w:p>
+        </w:tc>
+        <w:tc>
+          <w:tcPr>
+            <w:tcW w:type="dxa" w:w="2421"/>
+          </w:tcPr>
+          <w:p>
+            <w:r/>
+            <w:r>
+              <w:rPr>
+                <w:rFonts w:ascii="微软雅黑" w:hAnsi="微软雅黑" w:eastAsia="微软雅黑" w:cs="微软雅黑"/>
+                <w:sz w:val="20"/>
+              </w:rPr>
+              <w:t>生成器改成 partial，重跑不覆盖手写</w:t>
+            </w:r>
+          </w:p>
+        </w:tc>
+      </w:tr>
+      <w:tr>
+        <w:tc>
+          <w:tcPr>
+            <w:tcW w:type="dxa" w:w="345"/>
+          </w:tcPr>
+          <w:p>
+            <w:r/>
+            <w:r>
+              <w:rPr>
+                <w:rFonts w:ascii="微软雅黑" w:hAnsi="微软雅黑" w:eastAsia="微软雅黑" w:cs="微软雅黑"/>
+                <w:sz w:val="20"/>
+              </w:rPr>
+              <w:t>5</w:t>
+            </w:r>
+          </w:p>
+        </w:tc>
+        <w:tc>
+          <w:tcPr>
+            <w:tcW w:type="dxa" w:w="2073"/>
+          </w:tcPr>
+          <w:p>
+            <w:r/>
+            <w:r>
+              <w:rPr>
+                <w:rFonts w:ascii="微软雅黑" w:hAnsi="微软雅黑" w:eastAsia="微软雅黑" w:cs="微软雅黑"/>
+                <w:sz w:val="20"/>
+              </w:rPr>
+              <w:t>生成物与手写物同目录、同名会被覆盖</w:t>
+            </w:r>
+          </w:p>
+        </w:tc>
+        <w:tc>
+          <w:tcPr>
+            <w:tcW w:type="dxa" w:w="3801"/>
+          </w:tcPr>
+          <w:p>
+            <w:r/>
+            <w:r>
+              <w:rPr>
+                <w:rFonts w:ascii="微软雅黑" w:hAnsi="微软雅黑" w:eastAsia="微软雅黑" w:cs="微软雅黑"/>
+                <w:sz w:val="20"/>
+              </w:rPr>
+              <w:t>生成物集中到固定目录/后缀，生成器覆盖前校验文件头</w:t>
+            </w:r>
+          </w:p>
+        </w:tc>
+        <w:tc>
+          <w:tcPr>
+            <w:tcW w:type="dxa" w:w="2421"/>
+          </w:tcPr>
+          <w:p>
+            <w:r/>
+            <w:r>
+              <w:rPr>
+                <w:rFonts w:ascii="微软雅黑" w:hAnsi="微软雅黑" w:eastAsia="微软雅黑" w:cs="微软雅黑"/>
+                <w:sz w:val="20"/>
+              </w:rPr>
+              <w:t xml:space="preserve">目录上分开 + 生成器写 </w:t>
+            </w:r>
+            <w:r>
+              <w:rPr>
+                <w:rFonts w:ascii="Consolas" w:hAnsi="Consolas" w:eastAsia="Consolas" w:cs="Consolas"/>
+                <w:sz w:val="19"/>
+              </w:rPr>
+              <w:t>&lt;auto-generated&gt;</w:t>
+            </w:r>
+            <w:r>
+              <w:rPr>
+                <w:rFonts w:ascii="微软雅黑" w:hAnsi="微软雅黑" w:eastAsia="微软雅黑" w:cs="微软雅黑"/>
+                <w:sz w:val="20"/>
+              </w:rPr>
+              <w:t xml:space="preserve"> 文件头</w:t>
+            </w:r>
+          </w:p>
+        </w:tc>
+      </w:tr>
+      <w:tr>
+        <w:tc>
+          <w:tcPr>
+            <w:tcW w:type="dxa" w:w="345"/>
+          </w:tcPr>
+          <w:p>
+            <w:r/>
+            <w:r>
+              <w:rPr>
+                <w:rFonts w:ascii="微软雅黑" w:hAnsi="微软雅黑" w:eastAsia="微软雅黑" w:cs="微软雅黑"/>
+                <w:sz w:val="20"/>
+              </w:rPr>
+              <w:t>6</w:t>
+            </w:r>
+          </w:p>
+        </w:tc>
+        <w:tc>
+          <w:tcPr>
+            <w:tcW w:type="dxa" w:w="2073"/>
+          </w:tcPr>
+          <w:p>
+            <w:r/>
+            <w:r>
+              <w:rPr>
+                <w:rFonts w:ascii="微软雅黑" w:hAnsi="微软雅黑" w:eastAsia="微软雅黑" w:cs="微软雅黑"/>
+                <w:sz w:val="20"/>
+              </w:rPr>
+              <w:t xml:space="preserve">用 </w:t>
+            </w:r>
+            <w:r>
+              <w:rPr>
+                <w:rFonts w:ascii="Consolas" w:hAnsi="Consolas" w:eastAsia="Consolas" w:cs="Consolas"/>
+                <w:sz w:val="19"/>
+              </w:rPr>
+              <w:t>throw new NotImplementedException()</w:t>
+            </w:r>
+            <w:r>
+              <w:rPr>
+                <w:rFonts w:ascii="微软雅黑" w:hAnsi="微软雅黑" w:eastAsia="微软雅黑" w:cs="微软雅黑"/>
+                <w:sz w:val="20"/>
+              </w:rPr>
+              <w:t xml:space="preserve"> 占位</w:t>
+            </w:r>
+          </w:p>
+        </w:tc>
+        <w:tc>
+          <w:tcPr>
+            <w:tcW w:type="dxa" w:w="3801"/>
+          </w:tcPr>
+          <w:p>
+            <w:r/>
+            <w:r>
+              <w:rPr>
+                <w:rFonts w:ascii="微软雅黑" w:hAnsi="微软雅黑" w:eastAsia="微软雅黑" w:cs="微软雅黑"/>
+                <w:sz w:val="20"/>
+              </w:rPr>
+              <w:t xml:space="preserve">不发布桩；要么实现，要么用 </w:t>
+            </w:r>
+            <w:r>
+              <w:rPr>
+                <w:rFonts w:ascii="Consolas" w:hAnsi="Consolas" w:eastAsia="Consolas" w:cs="Consolas"/>
+                <w:sz w:val="19"/>
+              </w:rPr>
+              <w:t>#if UNITY_EDITOR</w:t>
+            </w:r>
+            <w:r>
+              <w:rPr>
+                <w:rFonts w:ascii="微软雅黑" w:hAnsi="微软雅黑" w:eastAsia="微软雅黑" w:cs="微软雅黑"/>
+                <w:sz w:val="20"/>
+              </w:rPr>
+              <w:t xml:space="preserve"> / </w:t>
+            </w:r>
+            <w:r>
+              <w:rPr>
+                <w:rFonts w:ascii="Consolas" w:hAnsi="Consolas" w:eastAsia="Consolas" w:cs="Consolas"/>
+                <w:sz w:val="19"/>
+              </w:rPr>
+              <w:t>[Obsolete]</w:t>
+            </w:r>
+            <w:r>
+              <w:rPr>
+                <w:rFonts w:ascii="微软雅黑" w:hAnsi="微软雅黑" w:eastAsia="微软雅黑" w:cs="微软雅黑"/>
+                <w:sz w:val="20"/>
+              </w:rPr>
+              <w:t xml:space="preserve"> 显式标注</w:t>
+            </w:r>
+          </w:p>
+        </w:tc>
+        <w:tc>
+          <w:tcPr>
+            <w:tcW w:type="dxa" w:w="2421"/>
+          </w:tcPr>
+          <w:p>
+            <w:r/>
+            <w:r>
+              <w:rPr>
+                <w:rFonts w:ascii="微软雅黑" w:hAnsi="微软雅黑" w:eastAsia="微软雅黑" w:cs="微软雅黑"/>
+                <w:sz w:val="20"/>
+              </w:rPr>
+              <w:t>删掉这两个方法</w:t>
+            </w:r>
+          </w:p>
+        </w:tc>
+      </w:tr>
+      <w:tr>
+        <w:tc>
+          <w:tcPr>
+            <w:tcW w:type="dxa" w:w="345"/>
+          </w:tcPr>
+          <w:p>
+            <w:r/>
+            <w:r>
+              <w:rPr>
+                <w:rFonts w:ascii="微软雅黑" w:hAnsi="微软雅黑" w:eastAsia="微软雅黑" w:cs="微软雅黑"/>
+                <w:sz w:val="20"/>
+              </w:rPr>
+              <w:t>7</w:t>
+            </w:r>
+          </w:p>
+        </w:tc>
+        <w:tc>
+          <w:tcPr>
+            <w:tcW w:type="dxa" w:w="2073"/>
+          </w:tcPr>
+          <w:p>
+            <w:r/>
+            <w:r>
+              <w:rPr>
+                <w:rFonts w:ascii="微软雅黑" w:hAnsi="微软雅黑" w:eastAsia="微软雅黑" w:cs="微软雅黑"/>
+                <w:sz w:val="20"/>
+              </w:rPr>
+              <w:t xml:space="preserve">服务定位器 </w:t>
+            </w:r>
+            <w:r>
+              <w:rPr>
+                <w:rFonts w:ascii="Consolas" w:hAnsi="Consolas" w:eastAsia="Consolas" w:cs="Consolas"/>
+                <w:sz w:val="19"/>
+              </w:rPr>
+              <w:t>SingletonBase.Instance</w:t>
+            </w:r>
+            <w:r>
+              <w:rPr>
+                <w:rFonts w:ascii="微软雅黑" w:hAnsi="微软雅黑" w:eastAsia="微软雅黑" w:cs="微软雅黑"/>
+                <w:sz w:val="20"/>
+              </w:rPr>
+              <w:t xml:space="preserve"> 到处取</w:t>
+            </w:r>
+          </w:p>
+        </w:tc>
+        <w:tc>
+          <w:tcPr>
+            <w:tcW w:type="dxa" w:w="3801"/>
+          </w:tcPr>
+          <w:p>
+            <w:r/>
+            <w:r>
+              <w:rPr>
+                <w:rFonts w:ascii="微软雅黑" w:hAnsi="微软雅黑" w:eastAsia="微软雅黑" w:cs="微软雅黑"/>
+                <w:sz w:val="20"/>
+              </w:rPr>
+              <w:t>构造注入（VContainer / Zenject / Extenject），由容器负责创建与释放顺序</w:t>
+            </w:r>
+          </w:p>
+        </w:tc>
+        <w:tc>
+          <w:tcPr>
+            <w:tcW w:type="dxa" w:w="2421"/>
+          </w:tcPr>
+          <w:p>
+            <w:r/>
+            <w:r>
+              <w:rPr>
+                <w:rFonts w:ascii="微软雅黑" w:hAnsi="微软雅黑" w:eastAsia="微软雅黑" w:cs="微软雅黑"/>
+                <w:sz w:val="20"/>
+              </w:rPr>
+              <w:t xml:space="preserve">短期可留，但 Model 不要依赖 </w:t>
+            </w:r>
+            <w:r>
+              <w:rPr>
+                <w:rFonts w:ascii="Consolas" w:hAnsi="Consolas" w:eastAsia="Consolas" w:cs="Consolas"/>
+                <w:sz w:val="19"/>
+              </w:rPr>
+              <w:t>Instance</w:t>
+            </w:r>
+          </w:p>
+        </w:tc>
+      </w:tr>
+      <w:tr>
+        <w:tc>
+          <w:tcPr>
+            <w:tcW w:type="dxa" w:w="345"/>
+          </w:tcPr>
+          <w:p>
+            <w:r/>
+            <w:r>
+              <w:rPr>
+                <w:rFonts w:ascii="微软雅黑" w:hAnsi="微软雅黑" w:eastAsia="微软雅黑" w:cs="微软雅黑"/>
+                <w:sz w:val="20"/>
+              </w:rPr>
+              <w:t>8</w:t>
+            </w:r>
+          </w:p>
+        </w:tc>
+        <w:tc>
+          <w:tcPr>
+            <w:tcW w:type="dxa" w:w="2073"/>
+          </w:tcPr>
+          <w:p>
+            <w:r/>
+            <w:r>
+              <w:rPr>
+                <w:rFonts w:ascii="微软雅黑" w:hAnsi="微软雅黑" w:eastAsia="微软雅黑" w:cs="微软雅黑"/>
+                <w:sz w:val="20"/>
+              </w:rPr>
+              <w:t>每次访问线性查表</w:t>
+            </w:r>
+          </w:p>
+        </w:tc>
+        <w:tc>
+          <w:tcPr>
+            <w:tcW w:type="dxa" w:w="3801"/>
+          </w:tcPr>
+          <w:p>
+            <w:r/>
+            <w:r>
+              <w:rPr>
+                <w:rFonts w:ascii="微软雅黑" w:hAnsi="微软雅黑" w:eastAsia="微软雅黑" w:cs="微软雅黑"/>
+                <w:sz w:val="20"/>
+              </w:rPr>
+              <w:t xml:space="preserve">启动时建 </w:t>
+            </w:r>
+            <w:r>
+              <w:rPr>
+                <w:rFonts w:ascii="Consolas" w:hAnsi="Consolas" w:eastAsia="Consolas" w:cs="Consolas"/>
+                <w:sz w:val="19"/>
+              </w:rPr>
+              <w:t>Dictionary&lt;主键, T&gt;</w:t>
+            </w:r>
+            <w:r>
+              <w:rPr>
+                <w:rFonts w:ascii="微软雅黑" w:hAnsi="微软雅黑" w:eastAsia="微软雅黑" w:cs="微软雅黑"/>
+                <w:sz w:val="20"/>
+              </w:rPr>
+              <w:t xml:space="preserve"> 索引，并做启动期校验（主键唯一、外键存在）</w:t>
+            </w:r>
+          </w:p>
+        </w:tc>
+        <w:tc>
+          <w:tcPr>
+            <w:tcW w:type="dxa" w:w="2421"/>
+          </w:tcPr>
+          <w:p>
+            <w:r/>
+            <w:r>
+              <w:rPr>
+                <w:rFonts w:ascii="微软雅黑" w:hAnsi="微软雅黑" w:eastAsia="微软雅黑" w:cs="微软雅黑"/>
+                <w:sz w:val="20"/>
+              </w:rPr>
+              <w:t>给配置读取器加索引与校验</w:t>
+            </w:r>
+          </w:p>
+        </w:tc>
+      </w:tr>
+      <w:tr>
+        <w:tc>
+          <w:tcPr>
+            <w:tcW w:type="dxa" w:w="345"/>
+          </w:tcPr>
+          <w:p>
+            <w:r/>
+            <w:r>
+              <w:rPr>
+                <w:rFonts w:ascii="微软雅黑" w:hAnsi="微软雅黑" w:eastAsia="微软雅黑" w:cs="微软雅黑"/>
+                <w:sz w:val="20"/>
+              </w:rPr>
+              <w:t>9</w:t>
+            </w:r>
+          </w:p>
+        </w:tc>
+        <w:tc>
+          <w:tcPr>
+            <w:tcW w:type="dxa" w:w="2073"/>
+          </w:tcPr>
+          <w:p>
+            <w:r/>
+            <w:r>
+              <w:rPr>
+                <w:rFonts w:ascii="微软雅黑" w:hAnsi="微软雅黑" w:eastAsia="微软雅黑" w:cs="微软雅黑"/>
+                <w:sz w:val="20"/>
+              </w:rPr>
+              <w:t>存档无版本号、无迁移</w:t>
+            </w:r>
+          </w:p>
+        </w:tc>
+        <w:tc>
+          <w:tcPr>
+            <w:tcW w:type="dxa" w:w="3801"/>
+          </w:tcPr>
+          <w:p>
+            <w:r/>
+            <w:r>
+              <w:rPr>
+                <w:rFonts w:ascii="微软雅黑" w:hAnsi="微软雅黑" w:eastAsia="微软雅黑" w:cs="微软雅黑"/>
+                <w:sz w:val="20"/>
+              </w:rPr>
+              <w:t xml:space="preserve">存档头带 </w:t>
+            </w:r>
+            <w:r>
+              <w:rPr>
+                <w:rFonts w:ascii="Consolas" w:hAnsi="Consolas" w:eastAsia="Consolas" w:cs="Consolas"/>
+                <w:sz w:val="19"/>
+              </w:rPr>
+              <w:t>version</w:t>
+            </w:r>
+            <w:r>
+              <w:rPr>
+                <w:rFonts w:ascii="微软雅黑" w:hAnsi="微软雅黑" w:eastAsia="微软雅黑" w:cs="微软雅黑"/>
+                <w:sz w:val="20"/>
+              </w:rPr>
+              <w:t xml:space="preserve"> + 迁移函数</w:t>
+            </w:r>
+          </w:p>
+        </w:tc>
+        <w:tc>
+          <w:tcPr>
+            <w:tcW w:type="dxa" w:w="2421"/>
+          </w:tcPr>
+          <w:p>
+            <w:r/>
+            <w:r>
+              <w:rPr>
+                <w:rFonts w:ascii="微软雅黑" w:hAnsi="微软雅黑" w:eastAsia="微软雅黑" w:cs="微软雅黑"/>
+                <w:sz w:val="20"/>
+              </w:rPr>
+              <w:t xml:space="preserve">照抄本工程 </w:t>
+            </w:r>
+            <w:r>
+              <w:rPr>
+                <w:rFonts w:ascii="Consolas" w:hAnsi="Consolas" w:eastAsia="Consolas" w:cs="Consolas"/>
+                <w:sz w:val="19"/>
+              </w:rPr>
+              <w:t>SettingsData.CurrentVersion</w:t>
+            </w:r>
+            <w:r>
+              <w:rPr>
+                <w:rFonts w:ascii="微软雅黑" w:hAnsi="微软雅黑" w:eastAsia="微软雅黑" w:cs="微软雅黑"/>
+                <w:sz w:val="20"/>
+              </w:rPr>
+              <w:t xml:space="preserve"> 的既有做法</w:t>
+            </w:r>
+          </w:p>
+        </w:tc>
+      </w:tr>
+      <w:tr>
+        <w:tc>
+          <w:tcPr>
+            <w:tcW w:type="dxa" w:w="345"/>
+          </w:tcPr>
+          <w:p>
+            <w:r/>
+            <w:r>
+              <w:rPr>
+                <w:rFonts w:ascii="微软雅黑" w:hAnsi="微软雅黑" w:eastAsia="微软雅黑" w:cs="微软雅黑"/>
+                <w:sz w:val="20"/>
+              </w:rPr>
+              <w:t>10</w:t>
+            </w:r>
+          </w:p>
+        </w:tc>
+        <w:tc>
+          <w:tcPr>
+            <w:tcW w:type="dxa" w:w="2073"/>
+          </w:tcPr>
+          <w:p>
+            <w:r/>
+            <w:r>
+              <w:rPr>
+                <w:rFonts w:ascii="微软雅黑" w:hAnsi="微软雅黑" w:eastAsia="微软雅黑" w:cs="微软雅黑"/>
+                <w:sz w:val="20"/>
+              </w:rPr>
+              <w:t>用属性当数据容器</w:t>
+            </w:r>
+          </w:p>
+        </w:tc>
+        <w:tc>
+          <w:tcPr>
+            <w:tcW w:type="dxa" w:w="3801"/>
+          </w:tcPr>
+          <w:p>
+            <w:r/>
+            <w:r>
+              <w:rPr>
+                <w:rFonts w:ascii="微软雅黑" w:hAnsi="微软雅黑" w:eastAsia="微软雅黑" w:cs="微软雅黑"/>
+                <w:sz w:val="20"/>
+              </w:rPr>
+              <w:t>Unity 官方序列化只认字段（要属性就得换 Newtonsoft 或自定义序列化）</w:t>
+            </w:r>
+          </w:p>
+        </w:tc>
+        <w:tc>
+          <w:tcPr>
+            <w:tcW w:type="dxa" w:w="2421"/>
+          </w:tcPr>
+          <w:p>
+            <w:r/>
+            <w:r>
+              <w:rPr>
+                <w:rFonts w:ascii="微软雅黑" w:hAnsi="微软雅黑" w:eastAsia="微软雅黑" w:cs="微软雅黑"/>
+                <w:sz w:val="20"/>
+              </w:rPr>
+              <w:t>统一用 public 字段</w:t>
+            </w:r>
+          </w:p>
+        </w:tc>
+      </w:tr>
+    </w:tbl>
+    <w:p/>
+    <w:p>
+      <w:pPr>
+        <w:pStyle w:val="Heading2"/>
+      </w:pPr>
+      <w:r>
+        <w:t>12.5 如何优化（三步）</w:t>
+      </w:r>
+    </w:p>
+    <w:p>
+      <w:r>
+        <w:rPr>
+          <w:rFonts w:ascii="微软雅黑" w:hAnsi="微软雅黑" w:eastAsia="微软雅黑" w:cs="微软雅黑"/>
+          <w:b/>
+          <w:sz w:val="21"/>
+        </w:rPr>
+        <w:t>第一步：现在就该做，成本最低</w:t>
+      </w:r>
+    </w:p>
+    <w:p>
+      <w:pPr>
+        <w:pStyle w:val="ListBullet"/>
+      </w:pPr>
+      <w:r>
+        <w:rPr>
+          <w:rFonts w:ascii="微软雅黑" w:hAnsi="微软雅黑" w:eastAsia="微软雅黑" w:cs="微软雅黑"/>
+          <w:sz w:val="21"/>
+        </w:rPr>
+        <w:t xml:space="preserve">删掉 </w:t>
+      </w:r>
+      <w:r>
+        <w:rPr>
+          <w:rFonts w:ascii="Consolas" w:hAnsi="Consolas" w:eastAsia="Consolas" w:cs="Consolas"/>
+          <w:sz w:val="19"/>
+        </w:rPr>
+        <w:t>IModel</w:t>
+      </w:r>
+      <w:r>
+        <w:rPr>
+          <w:rFonts w:ascii="微软雅黑" w:hAnsi="微软雅黑" w:eastAsia="微软雅黑" w:cs="微软雅黑"/>
+          <w:sz w:val="21"/>
+        </w:rPr>
+        <w:t xml:space="preserve"> 接口、</w:t>
+      </w:r>
+      <w:r>
+        <w:rPr>
+          <w:rFonts w:ascii="Consolas" w:hAnsi="Consolas" w:eastAsia="Consolas" w:cs="Consolas"/>
+          <w:sz w:val="19"/>
+        </w:rPr>
+        <w:t>TestTableModel.Init</w:t>
+      </w:r>
+      <w:r>
+        <w:rPr>
+          <w:rFonts w:ascii="微软雅黑" w:hAnsi="微软雅黑" w:eastAsia="微软雅黑" w:cs="微软雅黑"/>
+          <w:sz w:val="21"/>
+        </w:rPr>
+        <w:t xml:space="preserve"> / </w:t>
+      </w:r>
+      <w:r>
+        <w:rPr>
+          <w:rFonts w:ascii="Consolas" w:hAnsi="Consolas" w:eastAsia="Consolas" w:cs="Consolas"/>
+          <w:sz w:val="19"/>
+        </w:rPr>
+        <w:t>Dispose</w:t>
+      </w:r>
+      <w:r>
+        <w:rPr>
+          <w:rFonts w:ascii="微软雅黑" w:hAnsi="微软雅黑" w:eastAsia="微软雅黑" w:cs="微软雅黑"/>
+          <w:sz w:val="21"/>
+        </w:rPr>
+        <w:t xml:space="preserve">，以及 </w:t>
+      </w:r>
+      <w:r>
+        <w:rPr>
+          <w:rFonts w:ascii="Consolas" w:hAnsi="Consolas" w:eastAsia="Consolas" w:cs="Consolas"/>
+          <w:sz w:val="19"/>
+        </w:rPr>
+        <w:t>ConfigManager</w:t>
+      </w:r>
+      <w:r>
+        <w:rPr>
+          <w:rFonts w:ascii="微软雅黑" w:hAnsi="微软雅黑" w:eastAsia="微软雅黑" w:cs="微软雅黑"/>
+          <w:sz w:val="21"/>
+        </w:rPr>
+        <w:t xml:space="preserve"> 里那行被注释掉的 </w:t>
+      </w:r>
+      <w:r>
+        <w:rPr>
+          <w:rFonts w:ascii="Consolas" w:hAnsi="Consolas" w:eastAsia="Consolas" w:cs="Consolas"/>
+          <w:sz w:val="19"/>
+        </w:rPr>
+        <w:t>: IModel</w:t>
+      </w:r>
+      <w:r>
+        <w:rPr>
+          <w:rFonts w:ascii="微软雅黑" w:hAnsi="微软雅黑" w:eastAsia="微软雅黑" w:cs="微软雅黑"/>
+          <w:sz w:val="21"/>
+        </w:rPr>
+        <w:t>。</w:t>
+      </w:r>
+    </w:p>
+    <w:p>
+      <w:pPr>
+        <w:pStyle w:val="ListBullet"/>
+      </w:pPr>
+      <w:r>
+        <w:rPr>
+          <w:rFonts w:ascii="微软雅黑" w:hAnsi="微软雅黑" w:eastAsia="微软雅黑" w:cs="微软雅黑"/>
+          <w:sz w:val="21"/>
+        </w:rPr>
+        <w:t xml:space="preserve">给放进 ModelData 的类补 </w:t>
+      </w:r>
+      <w:r>
+        <w:rPr>
+          <w:rFonts w:ascii="Consolas" w:hAnsi="Consolas" w:eastAsia="Consolas" w:cs="Consolas"/>
+          <w:sz w:val="19"/>
+        </w:rPr>
+        <w:t>[Serializable]</w:t>
+      </w:r>
+      <w:r>
+        <w:rPr>
+          <w:rFonts w:ascii="微软雅黑" w:hAnsi="微软雅黑" w:eastAsia="微软雅黑" w:cs="微软雅黑"/>
+          <w:sz w:val="21"/>
+        </w:rPr>
+        <w:t>，并把要存档的字段改成 public 字段。</w:t>
+      </w:r>
+    </w:p>
+    <w:p>
+      <w:pPr>
+        <w:pStyle w:val="ListBullet"/>
+      </w:pPr>
+      <w:r>
+        <w:rPr>
+          <w:rFonts w:ascii="微软雅黑" w:hAnsi="微软雅黑" w:eastAsia="微软雅黑" w:cs="微软雅黑"/>
+          <w:sz w:val="21"/>
+        </w:rPr>
+        <w:t xml:space="preserve">让 </w:t>
+      </w:r>
+      <w:r>
+        <w:rPr>
+          <w:rFonts w:ascii="Consolas" w:hAnsi="Consolas" w:eastAsia="Consolas" w:cs="Consolas"/>
+          <w:sz w:val="19"/>
+        </w:rPr>
+        <w:t>TestTableModel</w:t>
+      </w:r>
+      <w:r>
+        <w:rPr>
+          <w:rFonts w:ascii="微软雅黑" w:hAnsi="微软雅黑" w:eastAsia="微软雅黑" w:cs="微软雅黑"/>
+          <w:sz w:val="21"/>
+        </w:rPr>
+        <w:t xml:space="preserve"> 与 </w:t>
+      </w:r>
+      <w:r>
+        <w:rPr>
+          <w:rFonts w:ascii="Consolas" w:hAnsi="Consolas" w:eastAsia="Consolas" w:cs="Consolas"/>
+          <w:sz w:val="19"/>
+        </w:rPr>
+        <w:t>TestTableConfig</w:t>
+      </w:r>
+      <w:r>
+        <w:rPr>
+          <w:rFonts w:ascii="微软雅黑" w:hAnsi="微软雅黑" w:eastAsia="微软雅黑" w:cs="微软雅黑"/>
+          <w:sz w:val="21"/>
+        </w:rPr>
+        <w:t xml:space="preserve"> 的字段重新一致（要么都补 </w:t>
+      </w:r>
+      <w:r>
+        <w:rPr>
+          <w:rFonts w:ascii="Consolas" w:hAnsi="Consolas" w:eastAsia="Consolas" w:cs="Consolas"/>
+          <w:sz w:val="19"/>
+        </w:rPr>
+        <w:t>head_icon</w:t>
+      </w:r>
+      <w:r>
+        <w:rPr>
+          <w:rFonts w:ascii="微软雅黑" w:hAnsi="微软雅黑" w:eastAsia="微软雅黑" w:cs="微软雅黑"/>
+          <w:sz w:val="21"/>
+        </w:rPr>
+        <w:t>，要么在注释里写清二者故意不同）。</w:t>
+      </w:r>
+    </w:p>
+    <w:p>
+      <w:pPr>
+        <w:pStyle w:val="ListBullet"/>
+      </w:pPr>
+      <w:r>
+        <w:rPr>
+          <w:rFonts w:ascii="微软雅黑" w:hAnsi="微软雅黑" w:eastAsia="微软雅黑" w:cs="微软雅黑"/>
+          <w:sz w:val="21"/>
+        </w:rPr>
+        <w:t xml:space="preserve">处理 </w:t>
+      </w:r>
+      <w:r>
+        <w:rPr>
+          <w:rFonts w:ascii="Consolas" w:hAnsi="Consolas" w:eastAsia="Consolas" w:cs="Consolas"/>
+          <w:sz w:val="19"/>
+        </w:rPr>
+        <w:t>Data/Records/</w:t>
+      </w:r>
+      <w:r>
+        <w:rPr>
+          <w:rFonts w:ascii="微软雅黑" w:hAnsi="微软雅黑" w:eastAsia="微软雅黑" w:cs="微软雅黑"/>
+          <w:sz w:val="21"/>
+        </w:rPr>
+        <w:t xml:space="preserve"> 下「文件名与类名对不上」的问题，见 12.6 第 4 条。</w:t>
+      </w:r>
+    </w:p>
+    <w:p/>
+    <w:p>
+      <w:r>
+        <w:rPr>
+          <w:rFonts w:ascii="微软雅黑" w:hAnsi="微软雅黑" w:eastAsia="微软雅黑" w:cs="微软雅黑"/>
+          <w:b/>
+          <w:sz w:val="21"/>
+        </w:rPr>
+        <w:t>第二步：改造生成器</w:t>
+      </w:r>
+    </w:p>
+    <w:p>
+      <w:pPr>
+        <w:spacing w:before="0" w:after="0"/>
+        <w:ind w:left="283"/>
+        <w:shd w:val="clear" w:color="auto" w:fill="F2F4F7"/>
+      </w:pPr>
+      <w:r>
+        <w:rPr>
+          <w:rFonts w:ascii="Consolas" w:hAnsi="Consolas" w:eastAsia="Consolas" w:cs="Consolas"/>
+          <w:sz w:val="18"/>
+        </w:rPr>
+        <w:t>// 现在生成的样子</w:t>
+      </w:r>
+    </w:p>
+    <w:p>
+      <w:pPr>
+        <w:spacing w:before="0" w:after="0"/>
+        <w:ind w:left="283"/>
+        <w:shd w:val="clear" w:color="auto" w:fill="F2F4F7"/>
+      </w:pPr>
+      <w:r>
+        <w:rPr>
+          <w:rFonts w:ascii="Consolas" w:hAnsi="Consolas" w:eastAsia="Consolas" w:cs="Consolas"/>
+          <w:sz w:val="18"/>
+        </w:rPr>
+        <w:t>public class TestTableData</w:t>
+      </w:r>
+    </w:p>
+    <w:p>
+      <w:pPr>
+        <w:spacing w:before="0" w:after="0"/>
+        <w:ind w:left="283"/>
+        <w:shd w:val="clear" w:color="auto" w:fill="F2F4F7"/>
+      </w:pPr>
+      <w:r>
+        <w:rPr>
+          <w:rFonts w:ascii="Consolas" w:hAnsi="Consolas" w:eastAsia="Consolas" w:cs="Consolas"/>
+          <w:sz w:val="18"/>
+        </w:rPr>
+        <w:t>{ public uint Index; ... }</w:t>
+      </w:r>
+    </w:p>
+    <w:p>
+      <w:pPr>
+        <w:spacing w:before="0" w:after="0"/>
+        <w:ind w:left="283"/>
+        <w:shd w:val="clear" w:color="auto" w:fill="F2F4F7"/>
+      </w:pPr>
+      <w:r>
+        <w:rPr>
+          <w:rFonts w:ascii="Consolas" w:hAnsi="Consolas" w:eastAsia="Consolas" w:cs="Consolas"/>
+          <w:sz w:val="18"/>
+        </w:rPr>
+        <w:t xml:space="preserve"> </w:t>
+      </w:r>
+    </w:p>
+    <w:p>
+      <w:pPr>
+        <w:spacing w:before="0" w:after="0"/>
+        <w:ind w:left="283"/>
+        <w:shd w:val="clear" w:color="auto" w:fill="F2F4F7"/>
+      </w:pPr>
+      <w:r>
+        <w:rPr>
+          <w:rFonts w:ascii="Consolas" w:hAnsi="Consolas" w:eastAsia="Consolas" w:cs="Consolas"/>
+          <w:sz w:val="18"/>
+        </w:rPr>
+        <w:t>// 建议生成的样子</w:t>
+      </w:r>
+    </w:p>
+    <w:p>
+      <w:pPr>
+        <w:spacing w:before="0" w:after="0"/>
+        <w:ind w:left="283"/>
+        <w:shd w:val="clear" w:color="auto" w:fill="F2F4F7"/>
+      </w:pPr>
+      <w:r>
+        <w:rPr>
+          <w:rFonts w:ascii="Consolas" w:hAnsi="Consolas" w:eastAsia="Consolas" w:cs="Consolas"/>
+          <w:sz w:val="18"/>
+        </w:rPr>
+        <w:t>// &lt;auto-generated&gt;</w:t>
+      </w:r>
+    </w:p>
+    <w:p>
+      <w:pPr>
+        <w:spacing w:before="0" w:after="0"/>
+        <w:ind w:left="283"/>
+        <w:shd w:val="clear" w:color="auto" w:fill="F2F4F7"/>
+      </w:pPr>
+      <w:r>
+        <w:rPr>
+          <w:rFonts w:ascii="Consolas" w:hAnsi="Consolas" w:eastAsia="Consolas" w:cs="Consolas"/>
+          <w:sz w:val="18"/>
+        </w:rPr>
+        <w:t>// 本文件由 ExcelTool 生成，请勿手改。手写扩展请放 TestTableData.Runtime.cs</w:t>
+      </w:r>
+    </w:p>
+    <w:p>
+      <w:pPr>
+        <w:spacing w:before="0" w:after="0"/>
+        <w:ind w:left="283"/>
+        <w:shd w:val="clear" w:color="auto" w:fill="F2F4F7"/>
+      </w:pPr>
+      <w:r>
+        <w:rPr>
+          <w:rFonts w:ascii="Consolas" w:hAnsi="Consolas" w:eastAsia="Consolas" w:cs="Consolas"/>
+          <w:sz w:val="18"/>
+        </w:rPr>
+        <w:t>// &lt;/auto-generated&gt;</w:t>
+      </w:r>
+    </w:p>
+    <w:p>
+      <w:pPr>
+        <w:spacing w:before="0" w:after="0"/>
+        <w:ind w:left="283"/>
+        <w:shd w:val="clear" w:color="auto" w:fill="F2F4F7"/>
+      </w:pPr>
+      <w:r>
+        <w:rPr>
+          <w:rFonts w:ascii="Consolas" w:hAnsi="Consolas" w:eastAsia="Consolas" w:cs="Consolas"/>
+          <w:sz w:val="18"/>
+        </w:rPr>
+        <w:t>public partial class TestTableData</w:t>
+      </w:r>
+    </w:p>
+    <w:p>
+      <w:pPr>
+        <w:spacing w:before="0" w:after="0"/>
+        <w:ind w:left="283"/>
+        <w:shd w:val="clear" w:color="auto" w:fill="F2F4F7"/>
+      </w:pPr>
+      <w:r>
+        <w:rPr>
+          <w:rFonts w:ascii="Consolas" w:hAnsi="Consolas" w:eastAsia="Consolas" w:cs="Consolas"/>
+          <w:sz w:val="18"/>
+        </w:rPr>
+        <w:t>{ public uint Index; ... }</w:t>
+      </w:r>
+    </w:p>
+    <w:p>
+      <w:r>
+        <w:rPr>
+          <w:rFonts w:ascii="微软雅黑" w:hAnsi="微软雅黑" w:eastAsia="微软雅黑" w:cs="微软雅黑"/>
+          <w:sz w:val="21"/>
+        </w:rPr>
+        <w:t xml:space="preserve">再配一个 </w:t>
+      </w:r>
+      <w:r>
+        <w:rPr>
+          <w:rFonts w:ascii="Consolas" w:hAnsi="Consolas" w:eastAsia="Consolas" w:cs="Consolas"/>
+          <w:sz w:val="19"/>
+        </w:rPr>
+        <w:t>TestTableData.Runtime.cs</w:t>
+      </w:r>
+      <w:r>
+        <w:rPr>
+          <w:rFonts w:ascii="微软雅黑" w:hAnsi="微软雅黑" w:eastAsia="微软雅黑" w:cs="微软雅黑"/>
+          <w:sz w:val="21"/>
+        </w:rPr>
+        <w:t xml:space="preserve"> 放手写的业务方法或派生属性 —— </w:t>
+      </w:r>
+      <w:r>
+        <w:rPr>
+          <w:rFonts w:ascii="微软雅黑" w:hAnsi="微软雅黑" w:eastAsia="微软雅黑" w:cs="微软雅黑"/>
+          <w:b/>
+          <w:sz w:val="21"/>
+        </w:rPr>
+        <w:t>重新导出不会覆盖它</w:t>
+      </w:r>
+      <w:r>
+        <w:rPr>
+          <w:rFonts w:ascii="微软雅黑" w:hAnsi="微软雅黑" w:eastAsia="微软雅黑" w:cs="微软雅黑"/>
+          <w:sz w:val="21"/>
+        </w:rPr>
+        <w:t>，也就不会再出现「手写一个类去重复生成类的字段」这种局面。</w:t>
+      </w:r>
+    </w:p>
+    <w:p/>
+    <w:p>
+      <w:r>
+        <w:rPr>
+          <w:rFonts w:ascii="微软雅黑" w:hAnsi="微软雅黑" w:eastAsia="微软雅黑" w:cs="微软雅黑"/>
+          <w:b/>
+          <w:sz w:val="21"/>
+        </w:rPr>
+        <w:t>第三步：如果确定要铺 MVP</w:t>
+      </w:r>
+    </w:p>
+    <w:p>
+      <w:pPr>
+        <w:pStyle w:val="ListBullet"/>
+      </w:pPr>
+      <w:r>
+        <w:rPr>
+          <w:rFonts w:ascii="微软雅黑" w:hAnsi="微软雅黑" w:eastAsia="微软雅黑" w:cs="微软雅黑"/>
+          <w:sz w:val="21"/>
+        </w:rPr>
+        <w:t>先定下 ModelData 的命名约定，见 12.6 第 1 条。</w:t>
+      </w:r>
+    </w:p>
+    <w:p>
+      <w:pPr>
+        <w:pStyle w:val="ListBullet"/>
+      </w:pPr>
+      <w:r>
+        <w:rPr>
+          <w:rFonts w:ascii="微软雅黑" w:hAnsi="微软雅黑" w:eastAsia="微软雅黑" w:cs="微软雅黑"/>
+          <w:sz w:val="21"/>
+        </w:rPr>
+        <w:t>要保留 IModel 的话，把它缩小到「只有真正需要生命周期的运行时模型才实现」，并给出</w:t>
+      </w:r>
+      <w:r>
+        <w:rPr>
+          <w:rFonts w:ascii="微软雅黑" w:hAnsi="微软雅黑" w:eastAsia="微软雅黑" w:cs="微软雅黑"/>
+          <w:b/>
+          <w:sz w:val="21"/>
+        </w:rPr>
+        <w:t>唯一的创建 / 释放入口</w:t>
+      </w:r>
+      <w:r>
+        <w:rPr>
+          <w:rFonts w:ascii="微软雅黑" w:hAnsi="微软雅黑" w:eastAsia="微软雅黑" w:cs="微软雅黑"/>
+          <w:sz w:val="21"/>
+        </w:rPr>
+        <w:t>；否则它又会退化成装饰。</w:t>
+      </w:r>
+    </w:p>
+    <w:p>
+      <w:pPr>
+        <w:spacing w:before="0" w:after="0"/>
+        <w:ind w:left="283"/>
+        <w:shd w:val="clear" w:color="auto" w:fill="F2F4F7"/>
+      </w:pPr>
+      <w:r>
+        <w:rPr>
+          <w:rFonts w:ascii="Consolas" w:hAnsi="Consolas" w:eastAsia="Consolas" w:cs="Consolas"/>
+          <w:sz w:val="18"/>
+        </w:rPr>
+        <w:t>namespace Chaos.MVP</w:t>
+      </w:r>
+    </w:p>
+    <w:p>
+      <w:pPr>
+        <w:spacing w:before="0" w:after="0"/>
+        <w:ind w:left="283"/>
+        <w:shd w:val="clear" w:color="auto" w:fill="F2F4F7"/>
+      </w:pPr>
+      <w:r>
+        <w:rPr>
+          <w:rFonts w:ascii="Consolas" w:hAnsi="Consolas" w:eastAsia="Consolas" w:cs="Consolas"/>
+          <w:sz w:val="18"/>
+        </w:rPr>
+        <w:t>{</w:t>
+      </w:r>
+    </w:p>
+    <w:p>
+      <w:pPr>
+        <w:spacing w:before="0" w:after="0"/>
+        <w:ind w:left="283"/>
+        <w:shd w:val="clear" w:color="auto" w:fill="F2F4F7"/>
+      </w:pPr>
+      <w:r>
+        <w:rPr>
+          <w:rFonts w:ascii="Consolas" w:hAnsi="Consolas" w:eastAsia="Consolas" w:cs="Consolas"/>
+          <w:sz w:val="18"/>
+        </w:rPr>
+        <w:t xml:space="preserve">    // 只有需要订阅、缓存、异步加载的运行时模型才实现它</w:t>
+      </w:r>
+    </w:p>
+    <w:p>
+      <w:pPr>
+        <w:spacing w:before="0" w:after="0"/>
+        <w:ind w:left="283"/>
+        <w:shd w:val="clear" w:color="auto" w:fill="F2F4F7"/>
+      </w:pPr>
+      <w:r>
+        <w:rPr>
+          <w:rFonts w:ascii="Consolas" w:hAnsi="Consolas" w:eastAsia="Consolas" w:cs="Consolas"/>
+          <w:sz w:val="18"/>
+        </w:rPr>
+        <w:t xml:space="preserve">    public interface IModel : System.IDisposable</w:t>
+      </w:r>
+    </w:p>
+    <w:p>
+      <w:pPr>
+        <w:spacing w:before="0" w:after="0"/>
+        <w:ind w:left="283"/>
+        <w:shd w:val="clear" w:color="auto" w:fill="F2F4F7"/>
+      </w:pPr>
+      <w:r>
+        <w:rPr>
+          <w:rFonts w:ascii="Consolas" w:hAnsi="Consolas" w:eastAsia="Consolas" w:cs="Consolas"/>
+          <w:sz w:val="18"/>
+        </w:rPr>
+        <w:t xml:space="preserve">    {</w:t>
+      </w:r>
+    </w:p>
+    <w:p>
+      <w:pPr>
+        <w:spacing w:before="0" w:after="0"/>
+        <w:ind w:left="283"/>
+        <w:shd w:val="clear" w:color="auto" w:fill="F2F4F7"/>
+      </w:pPr>
+      <w:r>
+        <w:rPr>
+          <w:rFonts w:ascii="Consolas" w:hAnsi="Consolas" w:eastAsia="Consolas" w:cs="Consolas"/>
+          <w:sz w:val="18"/>
+        </w:rPr>
+        <w:t xml:space="preserve">        void Init();</w:t>
+      </w:r>
+    </w:p>
+    <w:p>
+      <w:pPr>
+        <w:spacing w:before="0" w:after="0"/>
+        <w:ind w:left="283"/>
+        <w:shd w:val="clear" w:color="auto" w:fill="F2F4F7"/>
+      </w:pPr>
+      <w:r>
+        <w:rPr>
+          <w:rFonts w:ascii="Consolas" w:hAnsi="Consolas" w:eastAsia="Consolas" w:cs="Consolas"/>
+          <w:sz w:val="18"/>
+        </w:rPr>
+        <w:t xml:space="preserve">    }</w:t>
+      </w:r>
+    </w:p>
+    <w:p>
+      <w:pPr>
+        <w:spacing w:before="0" w:after="0"/>
+        <w:ind w:left="283"/>
+        <w:shd w:val="clear" w:color="auto" w:fill="F2F4F7"/>
+      </w:pPr>
+      <w:r>
+        <w:rPr>
+          <w:rFonts w:ascii="Consolas" w:hAnsi="Consolas" w:eastAsia="Consolas" w:cs="Consolas"/>
+          <w:sz w:val="18"/>
+        </w:rPr>
+        <w:t xml:space="preserve"> </w:t>
+      </w:r>
+    </w:p>
+    <w:p>
+      <w:pPr>
+        <w:spacing w:before="0" w:after="0"/>
+        <w:ind w:left="283"/>
+        <w:shd w:val="clear" w:color="auto" w:fill="F2F4F7"/>
+      </w:pPr>
+      <w:r>
+        <w:rPr>
+          <w:rFonts w:ascii="Consolas" w:hAnsi="Consolas" w:eastAsia="Consolas" w:cs="Consolas"/>
+          <w:sz w:val="18"/>
+        </w:rPr>
+        <w:t xml:space="preserve">    // 唯一的创建入口：没有持有者，IModel 就只是装饰</w:t>
+      </w:r>
+    </w:p>
+    <w:p>
+      <w:pPr>
+        <w:spacing w:before="0" w:after="0"/>
+        <w:ind w:left="283"/>
+        <w:shd w:val="clear" w:color="auto" w:fill="F2F4F7"/>
+      </w:pPr>
+      <w:r>
+        <w:rPr>
+          <w:rFonts w:ascii="Consolas" w:hAnsi="Consolas" w:eastAsia="Consolas" w:cs="Consolas"/>
+          <w:sz w:val="18"/>
+        </w:rPr>
+        <w:t xml:space="preserve">    public static class ModelHub</w:t>
+      </w:r>
+    </w:p>
+    <w:p>
+      <w:pPr>
+        <w:spacing w:before="0" w:after="0"/>
+        <w:ind w:left="283"/>
+        <w:shd w:val="clear" w:color="auto" w:fill="F2F4F7"/>
+      </w:pPr>
+      <w:r>
+        <w:rPr>
+          <w:rFonts w:ascii="Consolas" w:hAnsi="Consolas" w:eastAsia="Consolas" w:cs="Consolas"/>
+          <w:sz w:val="18"/>
+        </w:rPr>
+        <w:t xml:space="preserve">    {</w:t>
+      </w:r>
+    </w:p>
+    <w:p>
+      <w:pPr>
+        <w:spacing w:before="0" w:after="0"/>
+        <w:ind w:left="283"/>
+        <w:shd w:val="clear" w:color="auto" w:fill="F2F4F7"/>
+      </w:pPr>
+      <w:r>
+        <w:rPr>
+          <w:rFonts w:ascii="Consolas" w:hAnsi="Consolas" w:eastAsia="Consolas" w:cs="Consolas"/>
+          <w:sz w:val="18"/>
+        </w:rPr>
+        <w:t xml:space="preserve">        public static T Create&lt;T&gt;() where T : IModel, new();</w:t>
+      </w:r>
+    </w:p>
+    <w:p>
+      <w:pPr>
+        <w:spacing w:before="0" w:after="0"/>
+        <w:ind w:left="283"/>
+        <w:shd w:val="clear" w:color="auto" w:fill="F2F4F7"/>
+      </w:pPr>
+      <w:r>
+        <w:rPr>
+          <w:rFonts w:ascii="Consolas" w:hAnsi="Consolas" w:eastAsia="Consolas" w:cs="Consolas"/>
+          <w:sz w:val="18"/>
+        </w:rPr>
+        <w:t xml:space="preserve">        public static void Release&lt;T&gt;(T model) where T : IModel;</w:t>
+      </w:r>
+    </w:p>
+    <w:p>
+      <w:pPr>
+        <w:spacing w:before="0" w:after="0"/>
+        <w:ind w:left="283"/>
+        <w:shd w:val="clear" w:color="auto" w:fill="F2F4F7"/>
+      </w:pPr>
+      <w:r>
+        <w:rPr>
+          <w:rFonts w:ascii="Consolas" w:hAnsi="Consolas" w:eastAsia="Consolas" w:cs="Consolas"/>
+          <w:sz w:val="18"/>
+        </w:rPr>
+        <w:t xml:space="preserve">    }</w:t>
+      </w:r>
+    </w:p>
+    <w:p>
+      <w:pPr>
+        <w:spacing w:before="0" w:after="0"/>
+        <w:ind w:left="283"/>
+        <w:shd w:val="clear" w:color="auto" w:fill="F2F4F7"/>
+      </w:pPr>
+      <w:r>
+        <w:rPr>
+          <w:rFonts w:ascii="Consolas" w:hAnsi="Consolas" w:eastAsia="Consolas" w:cs="Consolas"/>
+          <w:sz w:val="18"/>
+        </w:rPr>
+        <w:t>}</w:t>
+      </w:r>
+    </w:p>
+    <w:p>
+      <w:pPr>
+        <w:pStyle w:val="Heading2"/>
+      </w:pPr>
+      <w:r>
+        <w:t>12.6 名称与目录的一致性（当前遗留）</w:t>
+      </w:r>
+    </w:p>
+    <w:p>
+      <w:pPr>
+        <w:pStyle w:val="ListBullet"/>
+      </w:pPr>
+      <w:r>
+        <w:rPr>
+          <w:rFonts w:ascii="微软雅黑" w:hAnsi="微软雅黑" w:eastAsia="微软雅黑" w:cs="微软雅黑"/>
+          <w:b/>
+          <w:sz w:val="21"/>
+        </w:rPr>
+        <w:t>生成物后缀与目录名不一致</w:t>
+      </w:r>
+      <w:r>
+        <w:rPr>
+          <w:rFonts w:ascii="微软雅黑" w:hAnsi="微软雅黑" w:eastAsia="微软雅黑" w:cs="微软雅黑"/>
+          <w:sz w:val="21"/>
+        </w:rPr>
+        <w:t xml:space="preserve">：生成器给 Data 模式加的类名后缀是 </w:t>
+      </w:r>
+      <w:r>
+        <w:rPr>
+          <w:rFonts w:ascii="Consolas" w:hAnsi="Consolas" w:eastAsia="Consolas" w:cs="Consolas"/>
+          <w:sz w:val="19"/>
+        </w:rPr>
+        <w:t>Data</w:t>
+      </w:r>
+      <w:r>
+        <w:rPr>
+          <w:rFonts w:ascii="微软雅黑" w:hAnsi="微软雅黑" w:eastAsia="微软雅黑" w:cs="微软雅黑"/>
+          <w:sz w:val="21"/>
+        </w:rPr>
+        <w:t xml:space="preserve">（得到 </w:t>
+      </w:r>
+      <w:r>
+        <w:rPr>
+          <w:rFonts w:ascii="Consolas" w:hAnsi="Consolas" w:eastAsia="Consolas" w:cs="Consolas"/>
+          <w:sz w:val="19"/>
+        </w:rPr>
+        <w:t>XxxData</w:t>
+      </w:r>
+      <w:r>
+        <w:rPr>
+          <w:rFonts w:ascii="微软雅黑" w:hAnsi="微软雅黑" w:eastAsia="微软雅黑" w:cs="微软雅黑"/>
+          <w:sz w:val="21"/>
+        </w:rPr>
+        <w:t xml:space="preserve">），而目录叫 </w:t>
+      </w:r>
+      <w:r>
+        <w:rPr>
+          <w:rFonts w:ascii="Consolas" w:hAnsi="Consolas" w:eastAsia="Consolas" w:cs="Consolas"/>
+          <w:sz w:val="19"/>
+        </w:rPr>
+        <w:t>ModelData</w:t>
+      </w:r>
+      <w:r>
+        <w:rPr>
+          <w:rFonts w:ascii="微软雅黑" w:hAnsi="微软雅黑" w:eastAsia="微软雅黑" w:cs="微软雅黑"/>
+          <w:sz w:val="21"/>
+        </w:rPr>
+        <w:t xml:space="preserve">；Config 模式得到 </w:t>
+      </w:r>
+      <w:r>
+        <w:rPr>
+          <w:rFonts w:ascii="Consolas" w:hAnsi="Consolas" w:eastAsia="Consolas" w:cs="Consolas"/>
+          <w:sz w:val="19"/>
+        </w:rPr>
+        <w:t>XxxConfig</w:t>
+      </w:r>
+      <w:r>
+        <w:rPr>
+          <w:rFonts w:ascii="微软雅黑" w:hAnsi="微软雅黑" w:eastAsia="微软雅黑" w:cs="微软雅黑"/>
+          <w:sz w:val="21"/>
+        </w:rPr>
+        <w:t xml:space="preserve"> 放 </w:t>
+      </w:r>
+      <w:r>
+        <w:rPr>
+          <w:rFonts w:ascii="Consolas" w:hAnsi="Consolas" w:eastAsia="Consolas" w:cs="Consolas"/>
+          <w:sz w:val="19"/>
+        </w:rPr>
+        <w:t>ConfigData/</w:t>
+      </w:r>
+      <w:r>
+        <w:rPr>
+          <w:rFonts w:ascii="微软雅黑" w:hAnsi="微软雅黑" w:eastAsia="微软雅黑" w:cs="微软雅黑"/>
+          <w:sz w:val="21"/>
+        </w:rPr>
+        <w:t xml:space="preserve">。二选一：把 Data 模式的后缀改成 </w:t>
+      </w:r>
+      <w:r>
+        <w:rPr>
+          <w:rFonts w:ascii="Consolas" w:hAnsi="Consolas" w:eastAsia="Consolas" w:cs="Consolas"/>
+          <w:sz w:val="19"/>
+        </w:rPr>
+        <w:t>Model</w:t>
+      </w:r>
+      <w:r>
+        <w:rPr>
+          <w:rFonts w:ascii="微软雅黑" w:hAnsi="微软雅黑" w:eastAsia="微软雅黑" w:cs="微软雅黑"/>
+          <w:sz w:val="21"/>
+        </w:rPr>
+        <w:t xml:space="preserve">（得到 </w:t>
+      </w:r>
+      <w:r>
+        <w:rPr>
+          <w:rFonts w:ascii="Consolas" w:hAnsi="Consolas" w:eastAsia="Consolas" w:cs="Consolas"/>
+          <w:sz w:val="19"/>
+        </w:rPr>
+        <w:t>XxxModel</w:t>
+      </w:r>
+      <w:r>
+        <w:rPr>
+          <w:rFonts w:ascii="微软雅黑" w:hAnsi="微软雅黑" w:eastAsia="微软雅黑" w:cs="微软雅黑"/>
+          <w:sz w:val="21"/>
+        </w:rPr>
+        <w:t xml:space="preserve">），或把目录名改回 </w:t>
+      </w:r>
+      <w:r>
+        <w:rPr>
+          <w:rFonts w:ascii="Consolas" w:hAnsi="Consolas" w:eastAsia="Consolas" w:cs="Consolas"/>
+          <w:sz w:val="19"/>
+        </w:rPr>
+        <w:t>Data</w:t>
+      </w:r>
+      <w:r>
+        <w:rPr>
+          <w:rFonts w:ascii="微软雅黑" w:hAnsi="微软雅黑" w:eastAsia="微软雅黑" w:cs="微软雅黑"/>
+          <w:sz w:val="21"/>
+        </w:rPr>
+        <w:t xml:space="preserve">。否则「目录名 ≈ 类名」这条直觉会一直误导人 —— </w:t>
+      </w:r>
+      <w:r>
+        <w:rPr>
+          <w:rFonts w:ascii="Consolas" w:hAnsi="Consolas" w:eastAsia="Consolas" w:cs="Consolas"/>
+          <w:sz w:val="19"/>
+        </w:rPr>
+        <w:t>ModelData/TestTableModel.cs</w:t>
+      </w:r>
+      <w:r>
+        <w:rPr>
+          <w:rFonts w:ascii="微软雅黑" w:hAnsi="微软雅黑" w:eastAsia="微软雅黑" w:cs="微软雅黑"/>
+          <w:sz w:val="21"/>
+        </w:rPr>
+        <w:t xml:space="preserve"> 就是这么来的。</w:t>
+      </w:r>
+    </w:p>
+    <w:p>
+      <w:pPr>
+        <w:pStyle w:val="ListBullet"/>
+      </w:pPr>
+      <w:r>
+        <w:rPr>
+          <w:rFonts w:ascii="Consolas" w:hAnsi="Consolas" w:eastAsia="Consolas" w:cs="Consolas"/>
+          <w:sz w:val="19"/>
+        </w:rPr>
+        <w:t>GlobalPath.data_ModelClassPath</w:t>
+      </w:r>
+      <w:r>
+        <w:rPr>
+          <w:rFonts w:ascii="微软雅黑" w:hAnsi="微软雅黑" w:eastAsia="微软雅黑" w:cs="微软雅黑"/>
+          <w:sz w:val="21"/>
+        </w:rPr>
+        <w:t xml:space="preserve"> 已被注释，旧目录 </w:t>
+      </w:r>
+      <w:r>
+        <w:rPr>
+          <w:rFonts w:ascii="Consolas" w:hAnsi="Consolas" w:eastAsia="Consolas" w:cs="Consolas"/>
+          <w:sz w:val="19"/>
+        </w:rPr>
+        <w:t>MVP/Model/Data/</w:t>
+      </w:r>
+      <w:r>
+        <w:rPr>
+          <w:rFonts w:ascii="微软雅黑" w:hAnsi="微软雅黑" w:eastAsia="微软雅黑" w:cs="微软雅黑"/>
+          <w:sz w:val="21"/>
+        </w:rPr>
+        <w:t xml:space="preserve"> 已删除；本文第 8 章的路径表已同步。</w:t>
+      </w:r>
+    </w:p>
+    <w:p>
+      <w:pPr>
+        <w:pStyle w:val="ListBullet"/>
+      </w:pPr>
+      <w:r>
+        <w:rPr>
+          <w:rFonts w:ascii="Consolas" w:hAnsi="Consolas" w:eastAsia="Consolas" w:cs="Consolas"/>
+          <w:sz w:val="19"/>
+        </w:rPr>
+        <w:t>ModelData/TestTableModel.cs</w:t>
+      </w:r>
+      <w:r>
+        <w:rPr>
+          <w:rFonts w:ascii="微软雅黑" w:hAnsi="微软雅黑" w:eastAsia="微软雅黑" w:cs="微软雅黑"/>
+          <w:sz w:val="21"/>
+        </w:rPr>
+        <w:t xml:space="preserve"> 是手写的测试类。一旦执行 </w:t>
+      </w:r>
+      <w:r>
+        <w:rPr>
+          <w:rFonts w:ascii="Consolas" w:hAnsi="Consolas" w:eastAsia="Consolas" w:cs="Consolas"/>
+          <w:sz w:val="19"/>
+        </w:rPr>
+        <w:t>ExportExcelModels</w:t>
+      </w:r>
+      <w:r>
+        <w:rPr>
+          <w:rFonts w:ascii="微软雅黑" w:hAnsi="微软雅黑" w:eastAsia="微软雅黑" w:cs="微软雅黑"/>
+          <w:sz w:val="21"/>
+        </w:rPr>
+        <w:t xml:space="preserve">，工具会把生成的 </w:t>
+      </w:r>
+      <w:r>
+        <w:rPr>
+          <w:rFonts w:ascii="Consolas" w:hAnsi="Consolas" w:eastAsia="Consolas" w:cs="Consolas"/>
+          <w:sz w:val="19"/>
+        </w:rPr>
+        <w:t>TestTableData.cs</w:t>
+      </w:r>
+      <w:r>
+        <w:rPr>
+          <w:rFonts w:ascii="微软雅黑" w:hAnsi="微软雅黑" w:eastAsia="微软雅黑" w:cs="微软雅黑"/>
+          <w:sz w:val="21"/>
+        </w:rPr>
+        <w:t xml:space="preserve"> 写进</w:t>
+      </w:r>
+      <w:r>
+        <w:rPr>
+          <w:rFonts w:ascii="微软雅黑" w:hAnsi="微软雅黑" w:eastAsia="微软雅黑" w:cs="微软雅黑"/>
+          <w:b/>
+          <w:sz w:val="21"/>
+        </w:rPr>
+        <w:t>同一个目录</w:t>
+      </w:r>
+      <w:r>
+        <w:rPr>
+          <w:rFonts w:ascii="微软雅黑" w:hAnsi="微软雅黑" w:eastAsia="微软雅黑" w:cs="微软雅黑"/>
+          <w:sz w:val="21"/>
+        </w:rPr>
+        <w:t xml:space="preserve"> —— 两个类字段重复、名字相近。建议只保留一份，或按 12.5 第二步用 </w:t>
+      </w:r>
+      <w:r>
+        <w:rPr>
+          <w:rFonts w:ascii="Consolas" w:hAnsi="Consolas" w:eastAsia="Consolas" w:cs="Consolas"/>
+          <w:sz w:val="19"/>
+        </w:rPr>
+        <w:t>partial</w:t>
+      </w:r>
+      <w:r>
+        <w:rPr>
+          <w:rFonts w:ascii="微软雅黑" w:hAnsi="微软雅黑" w:eastAsia="微软雅黑" w:cs="微软雅黑"/>
+          <w:sz w:val="21"/>
+        </w:rPr>
+        <w:t xml:space="preserve"> 合并。</w:t>
+      </w:r>
+    </w:p>
+    <w:p>
+      <w:pPr>
+        <w:pStyle w:val="ListBullet"/>
+      </w:pPr>
+      <w:r>
+        <w:rPr>
+          <w:rFonts w:ascii="微软雅黑" w:hAnsi="微软雅黑" w:eastAsia="微软雅黑" w:cs="微软雅黑"/>
+          <w:sz w:val="21"/>
+        </w:rPr>
+        <w:t xml:space="preserve">目前磁盘上的存档文件是 </w:t>
+      </w:r>
+      <w:r>
+        <w:rPr>
+          <w:rFonts w:ascii="Consolas" w:hAnsi="Consolas" w:eastAsia="Consolas" w:cs="Consolas"/>
+          <w:sz w:val="19"/>
+        </w:rPr>
+        <w:t>Data/Records/TestTableData.record</w:t>
+      </w:r>
+      <w:r>
+        <w:rPr>
+          <w:rFonts w:ascii="微软雅黑" w:hAnsi="微软雅黑" w:eastAsia="微软雅黑" w:cs="微软雅黑"/>
+          <w:sz w:val="21"/>
+        </w:rPr>
+        <w:t xml:space="preserve">，而 </w:t>
+      </w:r>
+      <w:r>
+        <w:rPr>
+          <w:rFonts w:ascii="Consolas" w:hAnsi="Consolas" w:eastAsia="Consolas" w:cs="Consolas"/>
+          <w:sz w:val="19"/>
+        </w:rPr>
+        <w:t>RecordTest.cs</w:t>
+      </w:r>
+      <w:r>
+        <w:rPr>
+          <w:rFonts w:ascii="微软雅黑" w:hAnsi="微软雅黑" w:eastAsia="微软雅黑" w:cs="微软雅黑"/>
+          <w:sz w:val="21"/>
+        </w:rPr>
+        <w:t xml:space="preserve"> 已经改成 </w:t>
+      </w:r>
+      <w:r>
+        <w:rPr>
+          <w:rFonts w:ascii="Consolas" w:hAnsi="Consolas" w:eastAsia="Consolas" w:cs="Consolas"/>
+          <w:sz w:val="19"/>
+        </w:rPr>
+        <w:t>Recorder.Instance.ReadData&lt;TestTableConfig&gt;(0)</w:t>
+      </w:r>
+      <w:r>
+        <w:rPr>
+          <w:rFonts w:ascii="微软雅黑" w:hAnsi="微软雅黑" w:eastAsia="微软雅黑" w:cs="微软雅黑"/>
+          <w:sz w:val="21"/>
+        </w:rPr>
+        <w:t>。</w:t>
+      </w:r>
+      <w:r>
+        <w:rPr>
+          <w:rFonts w:ascii="Consolas" w:hAnsi="Consolas" w:eastAsia="Consolas" w:cs="Consolas"/>
+          <w:sz w:val="19"/>
+        </w:rPr>
+        <w:t>Recorder</w:t>
+      </w:r>
+      <w:r>
+        <w:rPr>
+          <w:rFonts w:ascii="微软雅黑" w:hAnsi="微软雅黑" w:eastAsia="微软雅黑" w:cs="微软雅黑"/>
+          <w:sz w:val="21"/>
+        </w:rPr>
+        <w:t xml:space="preserve"> 用</w:t>
+      </w:r>
+      <w:r>
+        <w:rPr>
+          <w:rFonts w:ascii="微软雅黑" w:hAnsi="微软雅黑" w:eastAsia="微软雅黑" w:cs="微软雅黑"/>
+          <w:b/>
+          <w:sz w:val="21"/>
+        </w:rPr>
+        <w:t>文件名（不带扩展名）</w:t>
+      </w:r>
+      <w:r>
+        <w:rPr>
+          <w:rFonts w:ascii="微软雅黑" w:hAnsi="微软雅黑" w:eastAsia="微软雅黑" w:cs="微软雅黑"/>
+          <w:sz w:val="21"/>
+        </w:rPr>
+        <w:t>当字典键，因此这条读取在运行时会抛「键不存在」。下一次导出、或手动把文件改名后即可一致。</w:t>
+      </w:r>
+    </w:p>
+    <w:p>
+      <w:pPr>
+        <w:pStyle w:val="Heading2"/>
+      </w:pPr>
+      <w:r>
+        <w:t>12.7 本文档本次同步修正的内容</w:t>
+      </w:r>
+    </w:p>
+    <w:p>
+      <w:pPr>
+        <w:pStyle w:val="ListBullet"/>
+      </w:pPr>
+      <w:r>
+        <w:rPr>
+          <w:rFonts w:ascii="微软雅黑" w:hAnsi="微软雅黑" w:eastAsia="微软雅黑" w:cs="微软雅黑"/>
+          <w:sz w:val="21"/>
+        </w:rPr>
+        <w:t xml:space="preserve">第 1 章流程图：两个 C# 输出路径改为 </w:t>
+      </w:r>
+      <w:r>
+        <w:rPr>
+          <w:rFonts w:ascii="Consolas" w:hAnsi="Consolas" w:eastAsia="Consolas" w:cs="Consolas"/>
+          <w:sz w:val="19"/>
+        </w:rPr>
+        <w:t>MVP/Model/ConfigData/</w:t>
+      </w:r>
+      <w:r>
+        <w:rPr>
+          <w:rFonts w:ascii="微软雅黑" w:hAnsi="微软雅黑" w:eastAsia="微软雅黑" w:cs="微软雅黑"/>
+          <w:sz w:val="21"/>
+        </w:rPr>
+        <w:t xml:space="preserve"> 与 </w:t>
+      </w:r>
+      <w:r>
+        <w:rPr>
+          <w:rFonts w:ascii="Consolas" w:hAnsi="Consolas" w:eastAsia="Consolas" w:cs="Consolas"/>
+          <w:sz w:val="19"/>
+        </w:rPr>
+        <w:t>MVP/Model/ModelData/</w:t>
+      </w:r>
+      <w:r>
+        <w:rPr>
+          <w:rFonts w:ascii="微软雅黑" w:hAnsi="微软雅黑" w:eastAsia="微软雅黑" w:cs="微软雅黑"/>
+          <w:sz w:val="21"/>
+        </w:rPr>
+        <w:t>。</w:t>
+      </w:r>
+    </w:p>
+    <w:p>
+      <w:pPr>
+        <w:pStyle w:val="ListBullet"/>
+      </w:pPr>
+      <w:r>
+        <w:rPr>
+          <w:rFonts w:ascii="微软雅黑" w:hAnsi="微软雅黑" w:eastAsia="微软雅黑" w:cs="微软雅黑"/>
+          <w:sz w:val="21"/>
+        </w:rPr>
+        <w:t>第 8 章路径表：</w:t>
+      </w:r>
+      <w:r>
+        <w:rPr>
+          <w:rFonts w:ascii="Consolas" w:hAnsi="Consolas" w:eastAsia="Consolas" w:cs="Consolas"/>
+          <w:sz w:val="19"/>
+        </w:rPr>
+        <w:t>data_ClassPath</w:t>
+      </w:r>
+      <w:r>
+        <w:rPr>
+          <w:rFonts w:ascii="微软雅黑" w:hAnsi="微软雅黑" w:eastAsia="微软雅黑" w:cs="微软雅黑"/>
+          <w:sz w:val="21"/>
+        </w:rPr>
+        <w:t xml:space="preserve"> → </w:t>
+      </w:r>
+      <w:r>
+        <w:rPr>
+          <w:rFonts w:ascii="Consolas" w:hAnsi="Consolas" w:eastAsia="Consolas" w:cs="Consolas"/>
+          <w:sz w:val="19"/>
+        </w:rPr>
+        <w:t>data_ExcelClassPath</w:t>
+      </w:r>
+      <w:r>
+        <w:rPr>
+          <w:rFonts w:ascii="微软雅黑" w:hAnsi="微软雅黑" w:eastAsia="微软雅黑" w:cs="微软雅黑"/>
+          <w:sz w:val="21"/>
+        </w:rPr>
+        <w:t>；</w:t>
+      </w:r>
+      <w:r>
+        <w:rPr>
+          <w:rFonts w:ascii="Consolas" w:hAnsi="Consolas" w:eastAsia="Consolas" w:cs="Consolas"/>
+          <w:sz w:val="19"/>
+        </w:rPr>
+        <w:t>data_ExcelModelPath</w:t>
+      </w:r>
+      <w:r>
+        <w:rPr>
+          <w:rFonts w:ascii="微软雅黑" w:hAnsi="微软雅黑" w:eastAsia="微软雅黑" w:cs="微软雅黑"/>
+          <w:sz w:val="21"/>
+        </w:rPr>
+        <w:t xml:space="preserve"> 的值由 </w:t>
+      </w:r>
+      <w:r>
+        <w:rPr>
+          <w:rFonts w:ascii="Consolas" w:hAnsi="Consolas" w:eastAsia="Consolas" w:cs="Consolas"/>
+          <w:sz w:val="19"/>
+        </w:rPr>
+        <w:t>Data/Model/</w:t>
+      </w:r>
+      <w:r>
+        <w:rPr>
+          <w:rFonts w:ascii="微软雅黑" w:hAnsi="微软雅黑" w:eastAsia="微软雅黑" w:cs="微软雅黑"/>
+          <w:sz w:val="21"/>
+        </w:rPr>
+        <w:t xml:space="preserve"> 改为 </w:t>
+      </w:r>
+      <w:r>
+        <w:rPr>
+          <w:rFonts w:ascii="Consolas" w:hAnsi="Consolas" w:eastAsia="Consolas" w:cs="Consolas"/>
+          <w:sz w:val="19"/>
+        </w:rPr>
+        <w:t>Scripts/Runtime/MVP/Model/ModelData/</w:t>
+      </w:r>
+      <w:r>
+        <w:rPr>
+          <w:rFonts w:ascii="微软雅黑" w:hAnsi="微软雅黑" w:eastAsia="微软雅黑" w:cs="微软雅黑"/>
+          <w:sz w:val="21"/>
+        </w:rPr>
+        <w:t>；</w:t>
+      </w:r>
+      <w:r>
+        <w:rPr>
+          <w:rFonts w:ascii="Consolas" w:hAnsi="Consolas" w:eastAsia="Consolas" w:cs="Consolas"/>
+          <w:sz w:val="19"/>
+        </w:rPr>
+        <w:t>data_ModelClassPath</w:t>
+      </w:r>
+      <w:r>
+        <w:rPr>
+          <w:rFonts w:ascii="微软雅黑" w:hAnsi="微软雅黑" w:eastAsia="微软雅黑" w:cs="微软雅黑"/>
+          <w:sz w:val="21"/>
+        </w:rPr>
+        <w:t xml:space="preserve"> 标注为已注释。</w:t>
+      </w:r>
+    </w:p>
+    <w:p>
+      <w:pPr>
+        <w:pStyle w:val="ListBullet"/>
+      </w:pPr>
+      <w:r>
+        <w:rPr>
+          <w:rFonts w:ascii="微软雅黑" w:hAnsi="微软雅黑" w:eastAsia="微软雅黑" w:cs="微软雅黑"/>
+          <w:sz w:val="21"/>
+        </w:rPr>
+        <w:t>新增本章（第 12 章）与页脚日期。</w:t>
+      </w:r>
+    </w:p>
+    <w:p>
+      <w:pPr>
+        <w:pStyle w:val="ListBullet"/>
+      </w:pPr>
+      <w:r>
+        <w:rPr>
+          <w:rFonts w:ascii="微软雅黑" w:hAnsi="微软雅黑" w:eastAsia="微软雅黑" w:cs="微软雅黑"/>
+          <w:b/>
+          <w:sz w:val="21"/>
+        </w:rPr>
+        <w:t>未改动但已失效</w:t>
+      </w:r>
+      <w:r>
+        <w:rPr>
+          <w:rFonts w:ascii="微软雅黑" w:hAnsi="微软雅黑" w:eastAsia="微软雅黑" w:cs="微软雅黑"/>
+          <w:sz w:val="21"/>
+        </w:rPr>
+        <w:t xml:space="preserve">：第 7.2 章的示例仍在用 </w:t>
+      </w:r>
+      <w:r>
+        <w:rPr>
+          <w:rFonts w:ascii="Consolas" w:hAnsi="Consolas" w:eastAsia="Consolas" w:cs="Consolas"/>
+          <w:sz w:val="19"/>
+        </w:rPr>
+        <w:t>TestTableData</w:t>
+      </w:r>
+      <w:r>
+        <w:rPr>
+          <w:rFonts w:ascii="微软雅黑" w:hAnsi="微软雅黑" w:eastAsia="微软雅黑" w:cs="微软雅黑"/>
+          <w:sz w:val="21"/>
+        </w:rPr>
+        <w:t xml:space="preserve"> 这个类名，而该类已随目录重命名被删除。等 12.6 第 1 条的命名约定定下来之后，第 7.2 章与第 5.1 章的示例需要一起改成最终类名。</w:t>
+      </w:r>
+    </w:p>
     <w:p>
       <w:pPr>
         <w:spacing w:after="0"/>
@@ -6573,7 +10246,7 @@
           <w:color w:val="808080"/>
           <w:sz w:val="18"/>
         </w:rPr>
-        <w:t>文档生成日期：2026-09-12</w:t>
+        <w:t>文档生成日期：2026-09-12（2026-10-05 更新：新增第 12 章，并修正第 1、8 章中已变更的目录与常量）</w:t>
       </w:r>
     </w:p>
     <w:p>
@@ -6588,7 +10261,7 @@
           <w:color w:val="808080"/>
           <w:sz w:val="18"/>
         </w:rPr>
-        <w:t>说明：本文基于当前分支 Branch_feature_1 的代码整理，若 ConfigManager.cs 的行常量或 GlobalPath.cs 的路径发生变化，请同步更新本文档。</w:t>
+        <w:t>说明：本文基于当前分支 Branch_feature_1 的代码整理，若 ConfigManager.cs 的行常量或 GlobalPath.cs 的路径发生变化，请同步更新本文档。第 12 章讨论的是 Model 层的数据形态与 IModel 的取舍，与行常量无关，改动 ModelData / ConfigData 的字段或序列化方式时请一并核对。</w:t>
       </w:r>
     </w:p>
     <w:sectPr>
